--- a/jonathan_proj.docx
+++ b/jonathan_proj.docx
@@ -3,217 +3,5992 @@
 <w:document xmlns:wpc="http://schemas.microsoft.com/office/word/2010/wordprocessingCanvas" xmlns:cx="http://schemas.microsoft.com/office/drawing/2014/chartex" xmlns:cx1="http://schemas.microsoft.com/office/drawing/2015/9/8/chartex" xmlns:cx2="http://schemas.microsoft.com/office/drawing/2015/10/21/chartex" xmlns:cx3="http://schemas.microsoft.com/office/drawing/2016/5/9/chartex" xmlns:cx4="http://schemas.microsoft.com/office/drawing/2016/5/10/chartex" xmlns:cx5="http://schemas.microsoft.com/office/drawing/2016/5/11/chartex" xmlns:cx6="http://schemas.microsoft.com/office/drawing/2016/5/12/chartex" xmlns:cx7="http://schemas.microsoft.com/office/drawing/2016/5/13/chartex" xmlns:cx8="http://schemas.microsoft.com/office/drawing/2016/5/14/chartex" xmlns:mc="http://schemas.openxmlformats.org/markup-compatibility/2006" xmlns:aink="http://schemas.microsoft.com/office/drawing/2016/ink" xmlns:am3d="http://schemas.microsoft.com/office/drawing/2017/model3d" xmlns:o="urn:schemas-microsoft-com:office:office" xmlns:oel="http://schemas.microsoft.com/office/2019/extlst" xmlns:r="http://schemas.openxmlformats.org/officeDocument/2006/relationships" xmlns:m="http://schemas.openxmlformats.org/officeDocument/2006/math" xmlns:v="urn:schemas-microsoft-com:vml" xmlns:wp14="http://schemas.microsoft.com/office/word/2010/wordprocessingDrawing" xmlns:wp="http://schemas.openxmlformats.org/drawingml/2006/wordprocessingDrawing" xmlns:w10="urn:schemas-microsoft-com:office:word" xmlns:w="http://schemas.openxmlformats.org/wordprocessingml/2006/main" xmlns:w14="http://schemas.microsoft.com/office/word/2010/wordml" xmlns:w15="http://schemas.microsoft.com/office/word/2012/wordml" xmlns:w16cex="http://schemas.microsoft.com/office/word/2018/wordml/cex" xmlns:w16cid="http://schemas.microsoft.com/office/word/2016/wordml/cid" xmlns:w16="http://schemas.microsoft.com/office/word/2018/wordml" xmlns:w16sdtdh="http://schemas.microsoft.com/office/word/2020/wordml/sdtdatahash" xmlns:w16se="http://schemas.microsoft.com/office/word/2015/wordml/symex" xmlns:wpg="http://schemas.microsoft.com/office/word/2010/wordprocessingGroup" xmlns:wpi="http://schemas.microsoft.com/office/word/2010/wordprocessingInk" xmlns:wne="http://schemas.microsoft.com/office/word/2006/wordml" xmlns:wps="http://schemas.microsoft.com/office/word/2010/wordprocessingShape" mc:Ignorable="w14 w15 w16se w16cid w16 w16cex w16sdtdh wp14">
   <w:body>
     <w:p>
-      <w:r>
+      <w:pPr>
+        <w:spacing w:after="0"/>
         <w:rPr>
           <w:b/>
-          <w:sz w:val="26"/>
-        </w:rPr>
-        <w:t>Summary</w:t>
-      </w:r>
-    </w:p>
-    <w:p>
-      <w:pPr>
-        <w:pStyle w:val="ListBullet"/>
-      </w:pPr>
-      <w:r>
-        <w:t xml:space="preserve">Objective: Segment clients, understand cross-product behaviors, and provide </w:t>
-      </w:r>
-      <w:r>
-        <w:t>next product-type recommendations, how much to buy? And when to buy?</w:t>
-      </w:r>
-    </w:p>
-    <w:p>
-      <w:pPr>
-        <w:pStyle w:val="ListBullet"/>
-      </w:pPr>
-      <w:r>
-        <w:t>Scope: 3,171 transactions across 190 clients (2021-09-01 to 2025-09-26)</w:t>
-      </w:r>
-    </w:p>
-    <w:p>
-      <w:pPr>
-        <w:pStyle w:val="ListBullet"/>
-      </w:pPr>
-      <w:r>
-        <w:t>Outcome: Four customer segments, clear cross-sell paths, and client-specific price range recommendations.</w:t>
-      </w:r>
-    </w:p>
-    <w:p>
+          <w:sz w:val="32"/>
+          <w:szCs w:val="28"/>
+        </w:rPr>
+      </w:pPr>
       <w:r>
         <w:rPr>
           <w:b/>
-          <w:sz w:val="26"/>
-        </w:rPr>
-        <w:t>Data</w:t>
-      </w:r>
-    </w:p>
-    <w:p>
-      <w:pPr>
-        <w:pStyle w:val="ListBullet"/>
-      </w:pPr>
-      <w:r>
-        <w:t>Key fields: Client, Product, ProductType, Date, Amount, Issuer, Category.</w:t>
-      </w:r>
-    </w:p>
-    <w:p>
-      <w:pPr>
-        <w:pStyle w:val="ListBullet"/>
-      </w:pPr>
-      <w:r>
-        <w:t>Basics: 5 product types (STOCK, ETF, UT, DPMS, BOND)</w:t>
-      </w:r>
-    </w:p>
-    <w:p>
-      <w:r>
+          <w:sz w:val="32"/>
+          <w:szCs w:val="28"/>
+        </w:rPr>
+        <w:t xml:space="preserve"> 1. Introduction</w:t>
+      </w:r>
+    </w:p>
+    <w:p>
+      <w:pPr>
+        <w:pStyle w:val="Heading2"/>
+        <w:rPr>
+          <w:b w:val="0"/>
+        </w:rPr>
+      </w:pPr>
+      <w:r>
+        <w:rPr>
+          <w:b w:val="0"/>
+        </w:rPr>
+        <w:t>This project builds an end</w:t>
+      </w:r>
+      <w:r>
+        <w:rPr>
+          <w:rFonts w:ascii="Cambria Math" w:hAnsi="Cambria Math" w:cs="Cambria Math"/>
+          <w:b w:val="0"/>
+        </w:rPr>
+        <w:t>‑</w:t>
+      </w:r>
+      <w:r>
+        <w:rPr>
+          <w:b w:val="0"/>
+        </w:rPr>
+        <w:t>to</w:t>
+      </w:r>
+      <w:r>
+        <w:rPr>
+          <w:rFonts w:ascii="Cambria Math" w:hAnsi="Cambria Math" w:cs="Cambria Math"/>
+          <w:b w:val="0"/>
+        </w:rPr>
+        <w:t>‑</w:t>
+      </w:r>
+      <w:r>
+        <w:rPr>
+          <w:b w:val="0"/>
+        </w:rPr>
+        <w:t>end prototype that:</w:t>
+      </w:r>
+    </w:p>
+    <w:p>
+      <w:pPr>
+        <w:spacing w:after="0"/>
+        <w:rPr>
+          <w:bCs/>
+          <w:sz w:val="26"/>
+        </w:rPr>
+      </w:pPr>
+      <w:r>
+        <w:rPr>
+          <w:bCs/>
+          <w:sz w:val="26"/>
+        </w:rPr>
+        <w:t>- Ingests and cleans transaction‑level investment data.</w:t>
+      </w:r>
+    </w:p>
+    <w:p>
+      <w:pPr>
+        <w:spacing w:after="0"/>
+        <w:rPr>
+          <w:bCs/>
+          <w:sz w:val="26"/>
+        </w:rPr>
+      </w:pPr>
+      <w:r>
+        <w:rPr>
+          <w:bCs/>
+          <w:sz w:val="26"/>
+        </w:rPr>
+        <w:t xml:space="preserve">- Learns </w:t>
+      </w:r>
+      <w:proofErr w:type="spellStart"/>
+      <w:r>
+        <w:rPr>
+          <w:bCs/>
+          <w:sz w:val="26"/>
+        </w:rPr>
+        <w:t>behavioural</w:t>
+      </w:r>
+      <w:proofErr w:type="spellEnd"/>
+      <w:r>
+        <w:rPr>
+          <w:bCs/>
+          <w:sz w:val="26"/>
+        </w:rPr>
+        <w:t xml:space="preserve"> clusters of clients (</w:t>
+      </w:r>
+      <w:proofErr w:type="gramStart"/>
+      <w:r>
+        <w:rPr>
+          <w:bCs/>
+          <w:sz w:val="26"/>
+        </w:rPr>
+        <w:t>e.g.</w:t>
+      </w:r>
+      <w:proofErr w:type="gramEnd"/>
+      <w:r>
+        <w:rPr>
+          <w:bCs/>
+          <w:sz w:val="26"/>
+        </w:rPr>
+        <w:t xml:space="preserve"> “Passive Long‑Term Investor” vs “Regular Retail Investor”).</w:t>
+      </w:r>
+    </w:p>
+    <w:p>
+      <w:pPr>
+        <w:spacing w:after="0"/>
+        <w:rPr>
+          <w:bCs/>
+          <w:sz w:val="26"/>
+        </w:rPr>
+      </w:pPr>
+      <w:r>
+        <w:rPr>
+          <w:bCs/>
+          <w:sz w:val="26"/>
+        </w:rPr>
+        <w:t>- Derives price and timing recommendations using a combination of baselines, association rules and cluster‑specific models.</w:t>
+      </w:r>
+    </w:p>
+    <w:p>
+      <w:pPr>
+        <w:spacing w:after="0"/>
+        <w:rPr>
+          <w:bCs/>
+          <w:sz w:val="26"/>
+        </w:rPr>
+      </w:pPr>
+      <w:r>
+        <w:rPr>
+          <w:bCs/>
+          <w:sz w:val="26"/>
+        </w:rPr>
+        <w:t xml:space="preserve">- Exposes an interactive </w:t>
+      </w:r>
+      <w:proofErr w:type="spellStart"/>
+      <w:r>
+        <w:rPr>
+          <w:bCs/>
+          <w:sz w:val="26"/>
+        </w:rPr>
+        <w:t>Streamlit</w:t>
+      </w:r>
+      <w:proofErr w:type="spellEnd"/>
+      <w:r>
+        <w:rPr>
+          <w:bCs/>
+          <w:sz w:val="26"/>
+        </w:rPr>
+        <w:t xml:space="preserve"> calendar UI for RMs to review and edit recommendations.</w:t>
+      </w:r>
+    </w:p>
+    <w:p>
+      <w:pPr>
+        <w:spacing w:after="0"/>
+        <w:rPr>
+          <w:bCs/>
+          <w:sz w:val="26"/>
+        </w:rPr>
+      </w:pPr>
+      <w:r>
+        <w:rPr>
+          <w:bCs/>
+          <w:sz w:val="26"/>
+        </w:rPr>
+        <w:t>- Uses LLMs to (a) turn free‑form instructions into structured rule JSON, and (b) generate future investment plans and market outlook narratives.</w:t>
+      </w:r>
+    </w:p>
+    <w:p>
+      <w:pPr>
+        <w:spacing w:after="0"/>
+        <w:rPr>
+          <w:bCs/>
+          <w:sz w:val="26"/>
+        </w:rPr>
+      </w:pPr>
+    </w:p>
+    <w:p>
+      <w:pPr>
+        <w:spacing w:after="0"/>
         <w:rPr>
           <w:b/>
-          <w:sz w:val="26"/>
-        </w:rPr>
-        <w:t>Approach</w:t>
-      </w:r>
-    </w:p>
-    <w:p>
-      <w:pPr>
-        <w:pStyle w:val="ListBullet"/>
-      </w:pPr>
-      <w:r>
-        <w:t>EDA: Product-type mix, spend distribution, monthly volumes.</w:t>
-      </w:r>
-    </w:p>
-    <w:p>
-      <w:pPr>
-        <w:pStyle w:val="ListBullet"/>
-      </w:pPr>
-      <w:r>
-        <w:t>Features: Client-level (spend averages, totals, transactions, active days, product diversity, purchase cadence), Product-type-level (avg/median amount, popularity, unique buyers), Temporal (day-of-week, month, quarter).</w:t>
-      </w:r>
-    </w:p>
-    <w:p>
-      <w:pPr>
-        <w:pStyle w:val="ListBullet"/>
-      </w:pPr>
-      <w:r>
-        <w:t>Segmentation: KMeans on standardized client features; final groups: Passive Long-Term Investor, Regular Retail Investor, Ultra High-Net-Worth, New/Single-Transaction.</w:t>
-      </w:r>
-    </w:p>
-    <w:p>
-      <w:pPr>
-        <w:pStyle w:val="ListBullet"/>
-      </w:pPr>
-      <w:r>
-        <w:t>Behavioral Analytics: Sequential transitions (within-type repeats like STOCK→STOCK), market basket (association rules) for cross-sell at product-type and product levels.</w:t>
-      </w:r>
-    </w:p>
-    <w:p>
-      <w:pPr>
-        <w:pStyle w:val="ListBullet"/>
-      </w:pPr>
-      <w:r>
-        <w:t>Price Recommendation: Hierarchical baseline (client-type median → EWMA → client median → cluster median → product-type median) plus cluster-specific quantile models (P10/P50/P90).</w:t>
-      </w:r>
-    </w:p>
-    <w:p>
+          <w:sz w:val="32"/>
+          <w:szCs w:val="28"/>
+        </w:rPr>
+      </w:pPr>
       <w:r>
         <w:rPr>
           <w:b/>
-          <w:sz w:val="26"/>
-        </w:rPr>
-        <w:t>Key Insights</w:t>
-      </w:r>
-    </w:p>
-    <w:p>
-      <w:pPr>
-        <w:pStyle w:val="ListBullet"/>
-      </w:pPr>
-      <w:r>
-        <w:t>Segment mix: Majority Regular Retail; notable Passive cohort; single-transaction group for nurturing.</w:t>
-      </w:r>
-    </w:p>
-    <w:p>
-      <w:pPr>
-        <w:pStyle w:val="ListBullet"/>
-      </w:pPr>
-      <w:r>
-        <w:t>Cross-sell: Combinations like STOCK+DPMS correlate with ETF adoption; rules inform product-type recommendations.</w:t>
-      </w:r>
-    </w:p>
-    <w:p>
-      <w:pPr>
-        <w:pStyle w:val="ListBullet"/>
-      </w:pPr>
-      <w:r>
-        <w:t>Spending: Recommendations grounded in client history and peer (cluster) behavior for realistic ranges.</w:t>
-      </w:r>
-    </w:p>
-    <w:p>
-      <w:r>
+          <w:sz w:val="32"/>
+          <w:szCs w:val="28"/>
+        </w:rPr>
+        <w:t xml:space="preserve"> 2. Problem Statement</w:t>
+      </w:r>
+    </w:p>
+    <w:p>
+      <w:pPr>
+        <w:spacing w:after="0"/>
+        <w:rPr>
+          <w:bCs/>
+          <w:sz w:val="26"/>
+        </w:rPr>
+      </w:pPr>
+      <w:r>
+        <w:rPr>
+          <w:bCs/>
+          <w:sz w:val="26"/>
+        </w:rPr>
+        <w:t>Given historical transaction data for multiple investment clients, the system aims to:</w:t>
+      </w:r>
+    </w:p>
+    <w:p>
+      <w:pPr>
+        <w:spacing w:after="0"/>
+        <w:rPr>
+          <w:bCs/>
+          <w:sz w:val="26"/>
+        </w:rPr>
+      </w:pPr>
+      <w:r>
+        <w:rPr>
+          <w:bCs/>
+          <w:sz w:val="26"/>
+        </w:rPr>
+        <w:t>1. Predict future recommended ticket sizes for each client, expressed as quantiles (P10, P50, P90) of expected transaction amounts in SGD.</w:t>
+      </w:r>
+    </w:p>
+    <w:p>
+      <w:pPr>
+        <w:spacing w:after="0"/>
+        <w:rPr>
+          <w:bCs/>
+          <w:sz w:val="26"/>
+        </w:rPr>
+      </w:pPr>
+      <w:r>
+        <w:rPr>
+          <w:bCs/>
+          <w:sz w:val="26"/>
+        </w:rPr>
+        <w:t>2. Estimate the next likely purchase date for each client (timing recommendation).</w:t>
+      </w:r>
+    </w:p>
+    <w:p>
+      <w:pPr>
+        <w:spacing w:after="0"/>
+        <w:rPr>
+          <w:bCs/>
+          <w:sz w:val="26"/>
+        </w:rPr>
+      </w:pPr>
+      <w:r>
+        <w:rPr>
+          <w:bCs/>
+          <w:sz w:val="26"/>
+        </w:rPr>
+        <w:t xml:space="preserve">3. Characterize clients into </w:t>
+      </w:r>
+      <w:proofErr w:type="spellStart"/>
+      <w:r>
+        <w:rPr>
+          <w:bCs/>
+          <w:sz w:val="26"/>
+        </w:rPr>
+        <w:t>behaviourally</w:t>
+      </w:r>
+      <w:proofErr w:type="spellEnd"/>
+      <w:r>
+        <w:rPr>
+          <w:bCs/>
+          <w:sz w:val="26"/>
+        </w:rPr>
+        <w:t xml:space="preserve"> meaningful clusters based on spending, frequency, and product diversity.</w:t>
+      </w:r>
+    </w:p>
+    <w:p>
+      <w:pPr>
+        <w:spacing w:after="0"/>
+        <w:rPr>
+          <w:bCs/>
+          <w:sz w:val="26"/>
+        </w:rPr>
+      </w:pPr>
+      <w:r>
+        <w:rPr>
+          <w:bCs/>
+          <w:sz w:val="26"/>
+        </w:rPr>
+        <w:t>4. Recommend</w:t>
+      </w:r>
+      <w:r>
+        <w:rPr>
+          <w:bCs/>
+          <w:sz w:val="26"/>
+        </w:rPr>
+        <w:t xml:space="preserve"> </w:t>
+      </w:r>
+      <w:r>
+        <w:rPr>
+          <w:bCs/>
+          <w:sz w:val="26"/>
+        </w:rPr>
+        <w:t>product types using association rules (</w:t>
+      </w:r>
+      <w:proofErr w:type="gramStart"/>
+      <w:r>
+        <w:rPr>
+          <w:bCs/>
+          <w:sz w:val="26"/>
+        </w:rPr>
+        <w:t>e.g.</w:t>
+      </w:r>
+      <w:proofErr w:type="gramEnd"/>
+      <w:r>
+        <w:rPr>
+          <w:bCs/>
+          <w:sz w:val="26"/>
+        </w:rPr>
+        <w:t xml:space="preserve"> clients who buy ETFs and DPMS are often also buyers of BONDS).</w:t>
+      </w:r>
+    </w:p>
+    <w:p>
+      <w:pPr>
+        <w:pStyle w:val="Heading2"/>
+        <w:rPr>
+          <w:b w:val="0"/>
+        </w:rPr>
+      </w:pPr>
+      <w:r>
+        <w:rPr>
+          <w:b w:val="0"/>
+        </w:rPr>
+        <w:t>5. Provide a natural‑language interface for RMs to:</w:t>
+      </w:r>
+    </w:p>
+    <w:p>
+      <w:pPr>
+        <w:spacing w:after="0"/>
+        <w:rPr>
+          <w:bCs/>
+          <w:sz w:val="26"/>
+        </w:rPr>
+      </w:pPr>
+      <w:r>
+        <w:rPr>
+          <w:bCs/>
+          <w:sz w:val="26"/>
+        </w:rPr>
+        <w:t xml:space="preserve">   - Override or modify recommendations in bulk using plain English.</w:t>
+      </w:r>
+    </w:p>
+    <w:p>
+      <w:pPr>
+        <w:spacing w:after="0"/>
+        <w:rPr>
+          <w:bCs/>
+          <w:sz w:val="26"/>
+        </w:rPr>
+      </w:pPr>
+      <w:r>
+        <w:rPr>
+          <w:bCs/>
+          <w:sz w:val="26"/>
+        </w:rPr>
+        <w:t xml:space="preserve">   - Generate client‑specific future investment plans.</w:t>
+      </w:r>
+    </w:p>
+    <w:p>
+      <w:pPr>
+        <w:spacing w:after="0"/>
+        <w:rPr>
+          <w:bCs/>
+          <w:sz w:val="26"/>
+        </w:rPr>
+      </w:pPr>
+      <w:r>
+        <w:rPr>
+          <w:bCs/>
+          <w:sz w:val="26"/>
+        </w:rPr>
+        <w:t xml:space="preserve">   - Generate rewritten market outlook notes aligned with a predefined writing profile.</w:t>
+      </w:r>
+    </w:p>
+    <w:p>
+      <w:pPr>
+        <w:spacing w:after="0"/>
+        <w:rPr>
+          <w:bCs/>
+          <w:sz w:val="26"/>
+        </w:rPr>
+      </w:pPr>
+    </w:p>
+    <w:p>
+      <w:pPr>
+        <w:spacing w:after="0"/>
         <w:rPr>
           <w:b/>
-          <w:sz w:val="26"/>
-        </w:rPr>
-        <w:t>Deliverables</w:t>
-      </w:r>
-    </w:p>
-    <w:p>
-      <w:pPr>
-        <w:pStyle w:val="ListBullet"/>
-      </w:pPr>
-      <w:r>
-        <w:t>Segments and definitions with counts and characteristics.</w:t>
-      </w:r>
-    </w:p>
-    <w:p>
-      <w:pPr>
-        <w:pStyle w:val="ListBullet"/>
-      </w:pPr>
-      <w:r>
-        <w:t>Cross-sell recommendations at product-type level per client.</w:t>
-      </w:r>
-    </w:p>
-    <w:p>
-      <w:pPr>
-        <w:pStyle w:val="ListBullet"/>
-      </w:pPr>
-      <w:r>
-        <w:t>Price range guidance per client (P10/P50/P90).</w:t>
-      </w:r>
-    </w:p>
-    <w:p>
+          <w:sz w:val="32"/>
+          <w:szCs w:val="28"/>
+        </w:rPr>
+      </w:pPr>
       <w:r>
         <w:rPr>
           <w:b/>
-          <w:sz w:val="26"/>
-        </w:rPr>
-        <w:t>Next Steps</w:t>
-      </w:r>
-    </w:p>
-    <w:p>
-      <w:pPr>
-        <w:pStyle w:val="ListBullet"/>
-      </w:pPr>
-      <w:r>
+          <w:sz w:val="32"/>
+          <w:szCs w:val="28"/>
+        </w:rPr>
+        <w:t xml:space="preserve"> 3. Data and Pre‑Processing</w:t>
+      </w:r>
+    </w:p>
+    <w:p>
+      <w:pPr>
+        <w:spacing w:after="0"/>
+        <w:rPr>
+          <w:bCs/>
+          <w:sz w:val="26"/>
+        </w:rPr>
+      </w:pPr>
+      <w:r>
+        <w:rPr>
+          <w:bCs/>
+          <w:sz w:val="26"/>
+        </w:rPr>
+        <w:t>Dataset:</w:t>
+      </w:r>
+    </w:p>
+    <w:p>
+      <w:pPr>
+        <w:spacing w:after="0"/>
+        <w:rPr>
+          <w:bCs/>
+          <w:sz w:val="26"/>
+        </w:rPr>
+      </w:pPr>
+      <w:r>
+        <w:rPr>
+          <w:bCs/>
+          <w:sz w:val="26"/>
+        </w:rPr>
+        <w:t>- `Client` – client id.</w:t>
+      </w:r>
+    </w:p>
+    <w:p>
+      <w:pPr>
+        <w:spacing w:after="0"/>
+        <w:rPr>
+          <w:bCs/>
+          <w:sz w:val="26"/>
+        </w:rPr>
+      </w:pPr>
+      <w:r>
+        <w:rPr>
+          <w:bCs/>
+          <w:sz w:val="26"/>
+        </w:rPr>
+        <w:t>- `Product` – product name.</w:t>
+      </w:r>
+    </w:p>
+    <w:p>
+      <w:pPr>
+        <w:spacing w:after="0"/>
+        <w:rPr>
+          <w:bCs/>
+          <w:sz w:val="26"/>
+        </w:rPr>
+      </w:pPr>
+      <w:r>
+        <w:rPr>
+          <w:bCs/>
+          <w:sz w:val="26"/>
+        </w:rPr>
+        <w:t>- `</w:t>
+      </w:r>
+      <w:proofErr w:type="spellStart"/>
+      <w:r>
+        <w:rPr>
+          <w:bCs/>
+          <w:sz w:val="26"/>
+        </w:rPr>
+        <w:t>ProductType</w:t>
+      </w:r>
+      <w:proofErr w:type="spellEnd"/>
+      <w:r>
+        <w:rPr>
+          <w:bCs/>
+          <w:sz w:val="26"/>
+        </w:rPr>
+        <w:t>` – product type (STOCK, ETF, UT, DPMS, BOND).</w:t>
+      </w:r>
+    </w:p>
+    <w:p>
+      <w:pPr>
+        <w:spacing w:after="0"/>
+        <w:rPr>
+          <w:bCs/>
+          <w:sz w:val="26"/>
+        </w:rPr>
+      </w:pPr>
+      <w:r>
+        <w:rPr>
+          <w:bCs/>
+          <w:sz w:val="26"/>
+        </w:rPr>
+        <w:t>- `Date` – transaction date (converted to `datetime`).</w:t>
+      </w:r>
+    </w:p>
+    <w:p>
+      <w:pPr>
+        <w:spacing w:after="0"/>
+        <w:rPr>
+          <w:bCs/>
+          <w:sz w:val="26"/>
+        </w:rPr>
+      </w:pPr>
+      <w:r>
+        <w:rPr>
+          <w:bCs/>
+          <w:sz w:val="26"/>
+        </w:rPr>
+        <w:t>- `Amount` – transaction amount in SGD.</w:t>
+      </w:r>
+    </w:p>
+    <w:p>
+      <w:pPr>
+        <w:spacing w:after="0"/>
+        <w:rPr>
+          <w:bCs/>
+          <w:sz w:val="26"/>
+        </w:rPr>
+      </w:pPr>
+      <w:r>
+        <w:rPr>
+          <w:bCs/>
+          <w:sz w:val="26"/>
+        </w:rPr>
         <w:lastRenderedPageBreak/>
-        <w:t>Export segment assignments and recommendations for CRM targeting.</w:t>
-      </w:r>
-      <w:r>
-        <w:t xml:space="preserve"> (only reminders for regulars etc)</w:t>
-      </w:r>
-    </w:p>
-    <w:p>
-      <w:pPr>
-        <w:pStyle w:val="ListBullet"/>
-      </w:pPr>
-      <w:r>
-        <w:t>Refine timing predictions (beyond median gaps) for outreach scheduling.</w:t>
-      </w:r>
-    </w:p>
-    <w:p>
-      <w:pPr>
-        <w:pStyle w:val="ListBullet"/>
-      </w:pPr>
-      <w:r>
-        <w:t>Create calendar for the client</w:t>
-      </w:r>
+        <w:t>- `Issuer` – fund house / issuer / exchange.</w:t>
+      </w:r>
+    </w:p>
+    <w:p>
+      <w:pPr>
+        <w:spacing w:after="0"/>
+        <w:rPr>
+          <w:bCs/>
+          <w:sz w:val="26"/>
+        </w:rPr>
+      </w:pPr>
+      <w:r>
+        <w:rPr>
+          <w:bCs/>
+          <w:sz w:val="26"/>
+        </w:rPr>
+        <w:t>- `Category` – risk category.</w:t>
+      </w:r>
+    </w:p>
+    <w:p>
+      <w:pPr>
+        <w:spacing w:after="0"/>
+        <w:rPr>
+          <w:bCs/>
+          <w:sz w:val="26"/>
+        </w:rPr>
+      </w:pPr>
+    </w:p>
+    <w:p>
+      <w:pPr>
+        <w:spacing w:after="0"/>
+        <w:rPr>
+          <w:bCs/>
+          <w:sz w:val="26"/>
+        </w:rPr>
+      </w:pPr>
+      <w:r>
+        <w:rPr>
+          <w:bCs/>
+          <w:sz w:val="26"/>
+        </w:rPr>
+        <w:t>- Transactions: 3,171</w:t>
+      </w:r>
+    </w:p>
+    <w:p>
+      <w:pPr>
+        <w:spacing w:after="0"/>
+        <w:rPr>
+          <w:bCs/>
+          <w:sz w:val="26"/>
+        </w:rPr>
+      </w:pPr>
+      <w:r>
+        <w:rPr>
+          <w:bCs/>
+          <w:sz w:val="26"/>
+        </w:rPr>
+        <w:t>- Unique clients: 190</w:t>
+      </w:r>
+    </w:p>
+    <w:p>
+      <w:pPr>
+        <w:spacing w:after="0"/>
+        <w:rPr>
+          <w:bCs/>
+          <w:sz w:val="26"/>
+        </w:rPr>
+      </w:pPr>
+      <w:r>
+        <w:rPr>
+          <w:bCs/>
+          <w:sz w:val="26"/>
+        </w:rPr>
+        <w:t>- Unique product types: 5</w:t>
+      </w:r>
+    </w:p>
+    <w:p>
+      <w:pPr>
+        <w:spacing w:after="0"/>
+        <w:rPr>
+          <w:bCs/>
+          <w:sz w:val="26"/>
+        </w:rPr>
+      </w:pPr>
+      <w:r>
+        <w:rPr>
+          <w:bCs/>
+          <w:sz w:val="26"/>
+        </w:rPr>
+        <w:t>- Date range: 2021‑09‑01 to 2025‑09‑26</w:t>
+      </w:r>
+    </w:p>
+    <w:p>
+      <w:pPr>
+        <w:spacing w:after="0"/>
+        <w:rPr>
+          <w:bCs/>
+          <w:sz w:val="26"/>
+        </w:rPr>
+      </w:pPr>
+    </w:p>
+    <w:p>
+      <w:pPr>
+        <w:spacing w:after="0"/>
+        <w:rPr>
+          <w:b/>
+          <w:bCs/>
+          <w:sz w:val="32"/>
+          <w:szCs w:val="28"/>
+        </w:rPr>
+      </w:pPr>
+      <w:r>
+        <w:rPr>
+          <w:b/>
+          <w:bCs/>
+          <w:sz w:val="32"/>
+          <w:szCs w:val="28"/>
+        </w:rPr>
+        <w:t xml:space="preserve"> 4. Exploratory Data Analysis</w:t>
+      </w:r>
+    </w:p>
+    <w:p>
+      <w:pPr>
+        <w:pStyle w:val="Heading2"/>
+        <w:rPr>
+          <w:b w:val="0"/>
+        </w:rPr>
+      </w:pPr>
+      <w:r>
+        <w:rPr>
+          <w:b w:val="0"/>
+        </w:rPr>
+        <w:t>- Visualizations:</w:t>
+      </w:r>
+    </w:p>
+    <w:p>
+      <w:pPr>
+        <w:spacing w:after="0"/>
+        <w:rPr>
+          <w:bCs/>
+          <w:sz w:val="26"/>
+        </w:rPr>
+      </w:pPr>
+      <w:r>
+        <w:rPr>
+          <w:bCs/>
+          <w:sz w:val="26"/>
+        </w:rPr>
+        <w:t xml:space="preserve">  - Distribution of `</w:t>
+      </w:r>
+      <w:proofErr w:type="spellStart"/>
+      <w:r>
+        <w:rPr>
+          <w:bCs/>
+          <w:sz w:val="26"/>
+        </w:rPr>
+        <w:t>ProductType</w:t>
+      </w:r>
+      <w:proofErr w:type="spellEnd"/>
+      <w:r>
+        <w:rPr>
+          <w:bCs/>
+          <w:sz w:val="26"/>
+        </w:rPr>
+        <w:t>` (STOCK dominant, then ETF/UT/DPMS/BOND).</w:t>
+      </w:r>
+    </w:p>
+    <w:p>
+      <w:pPr>
+        <w:spacing w:after="0"/>
+        <w:rPr>
+          <w:bCs/>
+          <w:sz w:val="26"/>
+        </w:rPr>
+      </w:pPr>
+      <w:r>
+        <w:rPr>
+          <w:bCs/>
+          <w:sz w:val="26"/>
+        </w:rPr>
+        <w:t xml:space="preserve">  - Monthly transaction volume (`</w:t>
+      </w:r>
+      <w:proofErr w:type="spellStart"/>
+      <w:r>
+        <w:rPr>
+          <w:bCs/>
+          <w:sz w:val="26"/>
+        </w:rPr>
+        <w:t>YearMonth</w:t>
+      </w:r>
+      <w:proofErr w:type="spellEnd"/>
+      <w:r>
+        <w:rPr>
+          <w:bCs/>
+          <w:sz w:val="26"/>
+        </w:rPr>
+        <w:t>`).</w:t>
+      </w:r>
+    </w:p>
+    <w:p>
+      <w:pPr>
+        <w:spacing w:after="0"/>
+        <w:rPr>
+          <w:bCs/>
+          <w:sz w:val="26"/>
+        </w:rPr>
+      </w:pPr>
+      <w:r>
+        <w:rPr>
+          <w:bCs/>
+          <w:sz w:val="26"/>
+        </w:rPr>
+        <w:t xml:space="preserve">  - Histograms of `Amount`.</w:t>
+      </w:r>
+    </w:p>
+    <w:p>
+      <w:pPr>
+        <w:spacing w:after="0"/>
+        <w:rPr>
+          <w:bCs/>
+          <w:sz w:val="26"/>
+        </w:rPr>
+      </w:pPr>
+      <w:r>
+        <w:rPr>
+          <w:bCs/>
+          <w:sz w:val="26"/>
+        </w:rPr>
+        <w:t xml:space="preserve">- Client‑level features, </w:t>
+      </w:r>
+      <w:proofErr w:type="gramStart"/>
+      <w:r>
+        <w:rPr>
+          <w:bCs/>
+          <w:sz w:val="26"/>
+        </w:rPr>
+        <w:t>e.g.</w:t>
+      </w:r>
+      <w:proofErr w:type="gramEnd"/>
+      <w:r>
+        <w:rPr>
+          <w:bCs/>
+          <w:sz w:val="26"/>
+        </w:rPr>
+        <w:t xml:space="preserve"> number of transactions, unique product types, days active.</w:t>
+      </w:r>
+    </w:p>
+    <w:p>
+      <w:pPr>
+        <w:spacing w:after="0"/>
+        <w:rPr>
+          <w:bCs/>
+          <w:sz w:val="26"/>
+        </w:rPr>
+      </w:pPr>
+    </w:p>
+    <w:p>
+      <w:pPr>
+        <w:spacing w:after="0"/>
+        <w:rPr>
+          <w:b/>
+          <w:bCs/>
+          <w:sz w:val="32"/>
+          <w:szCs w:val="28"/>
+        </w:rPr>
+      </w:pPr>
+      <w:r>
+        <w:rPr>
+          <w:b/>
+          <w:bCs/>
+          <w:sz w:val="32"/>
+          <w:szCs w:val="28"/>
+        </w:rPr>
+        <w:t xml:space="preserve"> 5. Feature </w:t>
+      </w:r>
+      <w:proofErr w:type="spellStart"/>
+      <w:r>
+        <w:rPr>
+          <w:b/>
+          <w:bCs/>
+          <w:sz w:val="32"/>
+          <w:szCs w:val="28"/>
+        </w:rPr>
+        <w:t>Engineerin</w:t>
+      </w:r>
+      <w:proofErr w:type="spellEnd"/>
+    </w:p>
+    <w:p>
+      <w:pPr>
+        <w:spacing w:after="0"/>
+        <w:rPr>
+          <w:bCs/>
+          <w:sz w:val="26"/>
+        </w:rPr>
+      </w:pPr>
+      <w:r>
+        <w:rPr>
+          <w:bCs/>
+          <w:sz w:val="26"/>
+        </w:rPr>
+        <w:t xml:space="preserve"> 5.1 Client‑Level Features</w:t>
+      </w:r>
+    </w:p>
+    <w:p>
+      <w:pPr>
+        <w:pStyle w:val="Heading2"/>
+        <w:rPr>
+          <w:b w:val="0"/>
+        </w:rPr>
+      </w:pPr>
+      <w:r>
+        <w:rPr>
+          <w:b w:val="0"/>
+        </w:rPr>
+        <w:t>For each client, `</w:t>
+      </w:r>
+      <w:proofErr w:type="spellStart"/>
+      <w:r>
+        <w:rPr>
+          <w:b w:val="0"/>
+        </w:rPr>
+        <w:t>client_features</w:t>
+      </w:r>
+      <w:proofErr w:type="spellEnd"/>
+      <w:r>
+        <w:rPr>
+          <w:b w:val="0"/>
+        </w:rPr>
+        <w:t>` aggregates:</w:t>
+      </w:r>
+    </w:p>
+    <w:p>
+      <w:pPr>
+        <w:pStyle w:val="Heading2"/>
+        <w:rPr>
+          <w:b w:val="0"/>
+        </w:rPr>
+      </w:pPr>
+      <w:r>
+        <w:rPr>
+          <w:b w:val="0"/>
+        </w:rPr>
+        <w:t xml:space="preserve">- Monetary </w:t>
+      </w:r>
+      <w:proofErr w:type="spellStart"/>
+      <w:r>
+        <w:rPr>
+          <w:b w:val="0"/>
+        </w:rPr>
+        <w:t>behaviour</w:t>
+      </w:r>
+      <w:proofErr w:type="spellEnd"/>
+      <w:r>
+        <w:rPr>
+          <w:b w:val="0"/>
+        </w:rPr>
+        <w:t>:</w:t>
+      </w:r>
+    </w:p>
+    <w:p>
+      <w:pPr>
+        <w:spacing w:after="0"/>
+        <w:rPr>
+          <w:bCs/>
+          <w:sz w:val="26"/>
+        </w:rPr>
+      </w:pPr>
+      <w:r>
+        <w:rPr>
+          <w:bCs/>
+          <w:sz w:val="26"/>
+        </w:rPr>
+        <w:t xml:space="preserve">  - `</w:t>
+      </w:r>
+      <w:proofErr w:type="spellStart"/>
+      <w:r>
+        <w:rPr>
+          <w:bCs/>
+          <w:sz w:val="26"/>
+        </w:rPr>
+        <w:t>Avg_Amount</w:t>
+      </w:r>
+      <w:proofErr w:type="spellEnd"/>
+      <w:r>
+        <w:rPr>
+          <w:bCs/>
+          <w:sz w:val="26"/>
+        </w:rPr>
+        <w:t>`, `</w:t>
+      </w:r>
+      <w:proofErr w:type="spellStart"/>
+      <w:r>
+        <w:rPr>
+          <w:bCs/>
+          <w:sz w:val="26"/>
+        </w:rPr>
+        <w:t>Median_Amount</w:t>
+      </w:r>
+      <w:proofErr w:type="spellEnd"/>
+      <w:r>
+        <w:rPr>
+          <w:bCs/>
+          <w:sz w:val="26"/>
+        </w:rPr>
+        <w:t>`, `</w:t>
+      </w:r>
+      <w:proofErr w:type="spellStart"/>
+      <w:r>
+        <w:rPr>
+          <w:bCs/>
+          <w:sz w:val="26"/>
+        </w:rPr>
+        <w:t>Std_Amount</w:t>
+      </w:r>
+      <w:proofErr w:type="spellEnd"/>
+      <w:r>
+        <w:rPr>
+          <w:bCs/>
+          <w:sz w:val="26"/>
+        </w:rPr>
+        <w:t>`, `</w:t>
+      </w:r>
+      <w:proofErr w:type="spellStart"/>
+      <w:r>
+        <w:rPr>
+          <w:bCs/>
+          <w:sz w:val="26"/>
+        </w:rPr>
+        <w:t>Total_Invested</w:t>
+      </w:r>
+      <w:proofErr w:type="spellEnd"/>
+      <w:r>
+        <w:rPr>
+          <w:bCs/>
+          <w:sz w:val="26"/>
+        </w:rPr>
+        <w:t>`.</w:t>
+      </w:r>
+    </w:p>
+    <w:p>
+      <w:pPr>
+        <w:pStyle w:val="Heading2"/>
+        <w:rPr>
+          <w:b w:val="0"/>
+        </w:rPr>
+      </w:pPr>
+      <w:r>
+        <w:rPr>
+          <w:b w:val="0"/>
+        </w:rPr>
+        <w:t>- Activity/frequency:</w:t>
+      </w:r>
+    </w:p>
+    <w:p>
+      <w:pPr>
+        <w:spacing w:after="0"/>
+        <w:rPr>
+          <w:bCs/>
+          <w:sz w:val="26"/>
+        </w:rPr>
+      </w:pPr>
+      <w:r>
+        <w:rPr>
+          <w:bCs/>
+          <w:sz w:val="26"/>
+        </w:rPr>
+        <w:t xml:space="preserve">  - `</w:t>
+      </w:r>
+      <w:proofErr w:type="spellStart"/>
+      <w:r>
+        <w:rPr>
+          <w:bCs/>
+          <w:sz w:val="26"/>
+        </w:rPr>
+        <w:t>Num_Transactions</w:t>
+      </w:r>
+      <w:proofErr w:type="spellEnd"/>
+      <w:r>
+        <w:rPr>
+          <w:bCs/>
+          <w:sz w:val="26"/>
+        </w:rPr>
+        <w:t>`.</w:t>
+      </w:r>
+    </w:p>
+    <w:p>
+      <w:pPr>
+        <w:spacing w:after="0"/>
+        <w:rPr>
+          <w:bCs/>
+          <w:sz w:val="26"/>
+        </w:rPr>
+      </w:pPr>
+      <w:r>
+        <w:rPr>
+          <w:bCs/>
+          <w:sz w:val="26"/>
+        </w:rPr>
+        <w:t xml:space="preserve">  - `</w:t>
+      </w:r>
+      <w:proofErr w:type="spellStart"/>
+      <w:r>
+        <w:rPr>
+          <w:bCs/>
+          <w:sz w:val="26"/>
+        </w:rPr>
+        <w:t>First_Transaction</w:t>
+      </w:r>
+      <w:proofErr w:type="spellEnd"/>
+      <w:r>
+        <w:rPr>
+          <w:bCs/>
+          <w:sz w:val="26"/>
+        </w:rPr>
+        <w:t>`, `</w:t>
+      </w:r>
+      <w:proofErr w:type="spellStart"/>
+      <w:r>
+        <w:rPr>
+          <w:bCs/>
+          <w:sz w:val="26"/>
+        </w:rPr>
+        <w:t>Last_Transaction</w:t>
+      </w:r>
+      <w:proofErr w:type="spellEnd"/>
+      <w:r>
+        <w:rPr>
+          <w:bCs/>
+          <w:sz w:val="26"/>
+        </w:rPr>
+        <w:t>`.</w:t>
+      </w:r>
+    </w:p>
+    <w:p>
+      <w:pPr>
+        <w:spacing w:after="0"/>
+        <w:rPr>
+          <w:bCs/>
+          <w:sz w:val="26"/>
+        </w:rPr>
+      </w:pPr>
+      <w:r>
+        <w:rPr>
+          <w:bCs/>
+          <w:sz w:val="26"/>
+        </w:rPr>
+        <w:t xml:space="preserve">  - `</w:t>
+      </w:r>
+      <w:proofErr w:type="spellStart"/>
+      <w:r>
+        <w:rPr>
+          <w:bCs/>
+          <w:sz w:val="26"/>
+        </w:rPr>
+        <w:t>Days_Active</w:t>
+      </w:r>
+      <w:proofErr w:type="spellEnd"/>
+      <w:r>
+        <w:rPr>
+          <w:bCs/>
+          <w:sz w:val="26"/>
+        </w:rPr>
+        <w:t xml:space="preserve"> = (</w:t>
+      </w:r>
+      <w:proofErr w:type="spellStart"/>
+      <w:r>
+        <w:rPr>
+          <w:bCs/>
+          <w:sz w:val="26"/>
+        </w:rPr>
+        <w:t>Last_Transaction</w:t>
+      </w:r>
+      <w:proofErr w:type="spellEnd"/>
+      <w:r>
+        <w:rPr>
+          <w:bCs/>
+          <w:sz w:val="26"/>
+        </w:rPr>
+        <w:t xml:space="preserve"> − </w:t>
+      </w:r>
+      <w:proofErr w:type="spellStart"/>
+      <w:r>
+        <w:rPr>
+          <w:bCs/>
+          <w:sz w:val="26"/>
+        </w:rPr>
+        <w:t>First_</w:t>
+      </w:r>
+      <w:proofErr w:type="gramStart"/>
+      <w:r>
+        <w:rPr>
+          <w:bCs/>
+          <w:sz w:val="26"/>
+        </w:rPr>
+        <w:t>Transaction</w:t>
+      </w:r>
+      <w:proofErr w:type="spellEnd"/>
+      <w:r>
+        <w:rPr>
+          <w:bCs/>
+          <w:sz w:val="26"/>
+        </w:rPr>
+        <w:t>)`</w:t>
+      </w:r>
+      <w:proofErr w:type="gramEnd"/>
+      <w:r>
+        <w:rPr>
+          <w:bCs/>
+          <w:sz w:val="26"/>
+        </w:rPr>
+        <w:t xml:space="preserve"> in days.</w:t>
+      </w:r>
+    </w:p>
+    <w:p>
+      <w:pPr>
+        <w:spacing w:after="0"/>
+        <w:rPr>
+          <w:bCs/>
+          <w:sz w:val="26"/>
+        </w:rPr>
+      </w:pPr>
+      <w:r>
+        <w:rPr>
+          <w:bCs/>
+          <w:sz w:val="26"/>
+        </w:rPr>
+        <w:t xml:space="preserve">  - `</w:t>
+      </w:r>
+      <w:proofErr w:type="spellStart"/>
+      <w:r>
+        <w:rPr>
+          <w:bCs/>
+          <w:sz w:val="26"/>
+        </w:rPr>
+        <w:t>Avg_Days_Between_Purchases</w:t>
+      </w:r>
+      <w:proofErr w:type="spellEnd"/>
+      <w:r>
+        <w:rPr>
+          <w:bCs/>
+          <w:sz w:val="26"/>
+        </w:rPr>
+        <w:t>`, `</w:t>
+      </w:r>
+      <w:proofErr w:type="spellStart"/>
+      <w:r>
+        <w:rPr>
+          <w:bCs/>
+          <w:sz w:val="26"/>
+        </w:rPr>
+        <w:t>Median_Days_Between_Purchases</w:t>
+      </w:r>
+      <w:proofErr w:type="spellEnd"/>
+      <w:r>
+        <w:rPr>
+          <w:bCs/>
+          <w:sz w:val="26"/>
+        </w:rPr>
+        <w:t>` from per‑client date differences; for single‑transaction clients, defaults to 30 days.</w:t>
+      </w:r>
+    </w:p>
+    <w:p>
+      <w:pPr>
+        <w:pStyle w:val="Heading2"/>
+        <w:rPr>
+          <w:b w:val="0"/>
+        </w:rPr>
+      </w:pPr>
+      <w:r>
+        <w:rPr>
+          <w:b w:val="0"/>
+        </w:rPr>
+        <w:t>- Breadth:</w:t>
+      </w:r>
+    </w:p>
+    <w:p>
+      <w:pPr>
+        <w:spacing w:after="0"/>
+        <w:rPr>
+          <w:bCs/>
+          <w:sz w:val="26"/>
+        </w:rPr>
+      </w:pPr>
+      <w:r>
+        <w:rPr>
+          <w:bCs/>
+          <w:sz w:val="26"/>
+        </w:rPr>
+        <w:t xml:space="preserve">  - `</w:t>
+      </w:r>
+      <w:proofErr w:type="spellStart"/>
+      <w:r>
+        <w:rPr>
+          <w:bCs/>
+          <w:sz w:val="26"/>
+        </w:rPr>
+        <w:t>Unique_ProductTypes</w:t>
+      </w:r>
+      <w:proofErr w:type="spellEnd"/>
+      <w:r>
+        <w:rPr>
+          <w:bCs/>
+          <w:sz w:val="26"/>
+        </w:rPr>
+        <w:t>` per client.</w:t>
+      </w:r>
+    </w:p>
+    <w:p>
+      <w:pPr>
+        <w:pStyle w:val="Heading2"/>
+        <w:rPr>
+          <w:b w:val="0"/>
+        </w:rPr>
+      </w:pPr>
+      <w:r>
+        <w:rPr>
+          <w:b w:val="0"/>
+        </w:rPr>
+        <w:t>- Preference:</w:t>
+      </w:r>
+    </w:p>
+    <w:p>
+      <w:pPr>
+        <w:spacing w:after="0"/>
+        <w:rPr>
+          <w:bCs/>
+          <w:sz w:val="26"/>
+        </w:rPr>
+      </w:pPr>
+      <w:r>
+        <w:rPr>
+          <w:bCs/>
+          <w:sz w:val="26"/>
+        </w:rPr>
+        <w:t xml:space="preserve">  - `</w:t>
+      </w:r>
+      <w:proofErr w:type="spellStart"/>
+      <w:r>
+        <w:rPr>
+          <w:bCs/>
+          <w:sz w:val="26"/>
+        </w:rPr>
+        <w:t>Favorite_ProductType</w:t>
+      </w:r>
+      <w:proofErr w:type="spellEnd"/>
+      <w:r>
+        <w:rPr>
+          <w:bCs/>
+          <w:sz w:val="26"/>
+        </w:rPr>
+        <w:t>` = argmax product type by frequency.</w:t>
+      </w:r>
+    </w:p>
+    <w:p>
+      <w:pPr>
+        <w:spacing w:after="0"/>
+        <w:rPr>
+          <w:bCs/>
+          <w:sz w:val="26"/>
+        </w:rPr>
+      </w:pPr>
+    </w:p>
+    <w:p>
+      <w:pPr>
+        <w:spacing w:after="0"/>
+        <w:rPr>
+          <w:bCs/>
+          <w:sz w:val="26"/>
+        </w:rPr>
+      </w:pPr>
+      <w:r>
+        <w:rPr>
+          <w:bCs/>
+          <w:sz w:val="26"/>
+        </w:rPr>
+        <w:lastRenderedPageBreak/>
+        <w:t xml:space="preserve"> 5.2 Product‑Type Features</w:t>
+      </w:r>
+    </w:p>
+    <w:p>
+      <w:pPr>
+        <w:spacing w:after="0"/>
+        <w:rPr>
+          <w:bCs/>
+          <w:sz w:val="26"/>
+        </w:rPr>
+      </w:pPr>
+    </w:p>
+    <w:p>
+      <w:pPr>
+        <w:pStyle w:val="Heading2"/>
+        <w:rPr>
+          <w:b w:val="0"/>
+        </w:rPr>
+      </w:pPr>
+      <w:r>
+        <w:rPr>
+          <w:b w:val="0"/>
+        </w:rPr>
+        <w:t>At the `</w:t>
+      </w:r>
+      <w:proofErr w:type="spellStart"/>
+      <w:r>
+        <w:rPr>
+          <w:b w:val="0"/>
+        </w:rPr>
+        <w:t>ProductType</w:t>
+      </w:r>
+      <w:proofErr w:type="spellEnd"/>
+      <w:r>
+        <w:rPr>
+          <w:b w:val="0"/>
+        </w:rPr>
+        <w:t>` level:</w:t>
+      </w:r>
+    </w:p>
+    <w:p>
+      <w:pPr>
+        <w:spacing w:after="0"/>
+        <w:rPr>
+          <w:bCs/>
+          <w:sz w:val="26"/>
+        </w:rPr>
+      </w:pPr>
+    </w:p>
+    <w:p>
+      <w:pPr>
+        <w:spacing w:after="0"/>
+        <w:rPr>
+          <w:bCs/>
+          <w:sz w:val="26"/>
+        </w:rPr>
+      </w:pPr>
+      <w:r>
+        <w:rPr>
+          <w:bCs/>
+          <w:sz w:val="26"/>
+        </w:rPr>
+        <w:t>- `</w:t>
+      </w:r>
+      <w:proofErr w:type="spellStart"/>
+      <w:r>
+        <w:rPr>
+          <w:bCs/>
+          <w:sz w:val="26"/>
+        </w:rPr>
+        <w:t>Avg_ProductType_Amount</w:t>
+      </w:r>
+      <w:proofErr w:type="spellEnd"/>
+      <w:r>
+        <w:rPr>
+          <w:bCs/>
+          <w:sz w:val="26"/>
+        </w:rPr>
+        <w:t>`</w:t>
+      </w:r>
+    </w:p>
+    <w:p>
+      <w:pPr>
+        <w:spacing w:after="0"/>
+        <w:rPr>
+          <w:bCs/>
+          <w:sz w:val="26"/>
+        </w:rPr>
+      </w:pPr>
+      <w:r>
+        <w:rPr>
+          <w:bCs/>
+          <w:sz w:val="26"/>
+        </w:rPr>
+        <w:t>- `</w:t>
+      </w:r>
+      <w:proofErr w:type="spellStart"/>
+      <w:r>
+        <w:rPr>
+          <w:bCs/>
+          <w:sz w:val="26"/>
+        </w:rPr>
+        <w:t>Median_ProductType_Amount</w:t>
+      </w:r>
+      <w:proofErr w:type="spellEnd"/>
+      <w:r>
+        <w:rPr>
+          <w:bCs/>
+          <w:sz w:val="26"/>
+        </w:rPr>
+        <w:t>`</w:t>
+      </w:r>
+    </w:p>
+    <w:p>
+      <w:pPr>
+        <w:spacing w:after="0"/>
+        <w:rPr>
+          <w:bCs/>
+          <w:sz w:val="26"/>
+        </w:rPr>
+      </w:pPr>
+      <w:r>
+        <w:rPr>
+          <w:bCs/>
+          <w:sz w:val="26"/>
+        </w:rPr>
+        <w:t>- `</w:t>
+      </w:r>
+      <w:proofErr w:type="spellStart"/>
+      <w:r>
+        <w:rPr>
+          <w:bCs/>
+          <w:sz w:val="26"/>
+        </w:rPr>
+        <w:t>ProductType_Popularity</w:t>
+      </w:r>
+      <w:proofErr w:type="spellEnd"/>
+      <w:r>
+        <w:rPr>
+          <w:bCs/>
+          <w:sz w:val="26"/>
+        </w:rPr>
+        <w:t>` (num transactions for that type)</w:t>
+      </w:r>
+    </w:p>
+    <w:p>
+      <w:pPr>
+        <w:spacing w:after="0"/>
+        <w:rPr>
+          <w:bCs/>
+          <w:sz w:val="26"/>
+        </w:rPr>
+      </w:pPr>
+      <w:r>
+        <w:rPr>
+          <w:bCs/>
+          <w:sz w:val="26"/>
+        </w:rPr>
+        <w:t>- `</w:t>
+      </w:r>
+      <w:proofErr w:type="spellStart"/>
+      <w:r>
+        <w:rPr>
+          <w:bCs/>
+          <w:sz w:val="26"/>
+        </w:rPr>
+        <w:t>Unique_Buyers</w:t>
+      </w:r>
+      <w:proofErr w:type="spellEnd"/>
+      <w:r>
+        <w:rPr>
+          <w:bCs/>
+          <w:sz w:val="26"/>
+        </w:rPr>
+        <w:t>` (number of distinct clients per type)</w:t>
+      </w:r>
+    </w:p>
+    <w:p>
+      <w:pPr>
+        <w:spacing w:after="0"/>
+        <w:rPr>
+          <w:bCs/>
+          <w:sz w:val="26"/>
+        </w:rPr>
+      </w:pPr>
+    </w:p>
+    <w:p>
+      <w:pPr>
+        <w:spacing w:after="0"/>
+        <w:rPr>
+          <w:bCs/>
+          <w:sz w:val="26"/>
+        </w:rPr>
+      </w:pPr>
+      <w:r>
+        <w:rPr>
+          <w:bCs/>
+          <w:sz w:val="26"/>
+        </w:rPr>
+        <w:t xml:space="preserve"> 5.3 Enhanced Transaction Dataset</w:t>
+      </w:r>
+    </w:p>
+    <w:p>
+      <w:pPr>
+        <w:pStyle w:val="Heading2"/>
+        <w:rPr>
+          <w:b w:val="0"/>
+        </w:rPr>
+      </w:pPr>
+      <w:r>
+        <w:rPr>
+          <w:b w:val="0"/>
+        </w:rPr>
+        <w:t>`</w:t>
+      </w:r>
+      <w:proofErr w:type="spellStart"/>
+      <w:r>
+        <w:rPr>
+          <w:b w:val="0"/>
+        </w:rPr>
+        <w:t>df_enhanced</w:t>
+      </w:r>
+      <w:proofErr w:type="spellEnd"/>
+      <w:r>
+        <w:rPr>
+          <w:b w:val="0"/>
+        </w:rPr>
+        <w:t>` merges:</w:t>
+      </w:r>
+    </w:p>
+    <w:p>
+      <w:pPr>
+        <w:spacing w:after="0"/>
+        <w:rPr>
+          <w:bCs/>
+          <w:sz w:val="26"/>
+        </w:rPr>
+      </w:pPr>
+    </w:p>
+    <w:p>
+      <w:pPr>
+        <w:spacing w:after="0"/>
+        <w:rPr>
+          <w:bCs/>
+          <w:sz w:val="26"/>
+        </w:rPr>
+      </w:pPr>
+      <w:r>
+        <w:rPr>
+          <w:bCs/>
+          <w:sz w:val="26"/>
+        </w:rPr>
+        <w:t>- Transaction‑level data (`Client`, `Product`, `</w:t>
+      </w:r>
+      <w:proofErr w:type="spellStart"/>
+      <w:r>
+        <w:rPr>
+          <w:bCs/>
+          <w:sz w:val="26"/>
+        </w:rPr>
+        <w:t>ProductType</w:t>
+      </w:r>
+      <w:proofErr w:type="spellEnd"/>
+      <w:r>
+        <w:rPr>
+          <w:bCs/>
+          <w:sz w:val="26"/>
+        </w:rPr>
+        <w:t>`, `Date`, `Amount`, etc.).</w:t>
+      </w:r>
+    </w:p>
+    <w:p>
+      <w:pPr>
+        <w:spacing w:after="0"/>
+        <w:rPr>
+          <w:bCs/>
+          <w:sz w:val="26"/>
+        </w:rPr>
+      </w:pPr>
+      <w:r>
+        <w:rPr>
+          <w:bCs/>
+          <w:sz w:val="26"/>
+        </w:rPr>
+        <w:t>- Client‑level features (`</w:t>
+      </w:r>
+      <w:proofErr w:type="spellStart"/>
+      <w:r>
+        <w:rPr>
+          <w:bCs/>
+          <w:sz w:val="26"/>
+        </w:rPr>
+        <w:t>Avg_Amount</w:t>
+      </w:r>
+      <w:proofErr w:type="spellEnd"/>
+      <w:r>
+        <w:rPr>
+          <w:bCs/>
+          <w:sz w:val="26"/>
+        </w:rPr>
+        <w:t>`, `</w:t>
+      </w:r>
+      <w:proofErr w:type="spellStart"/>
+      <w:r>
+        <w:rPr>
+          <w:bCs/>
+          <w:sz w:val="26"/>
+        </w:rPr>
+        <w:t>Num_Transactions</w:t>
+      </w:r>
+      <w:proofErr w:type="spellEnd"/>
+      <w:r>
+        <w:rPr>
+          <w:bCs/>
+          <w:sz w:val="26"/>
+        </w:rPr>
+        <w:t>`, `</w:t>
+      </w:r>
+      <w:proofErr w:type="spellStart"/>
+      <w:r>
+        <w:rPr>
+          <w:bCs/>
+          <w:sz w:val="26"/>
+        </w:rPr>
+        <w:t>Cluster_Name</w:t>
+      </w:r>
+      <w:proofErr w:type="spellEnd"/>
+      <w:r>
+        <w:rPr>
+          <w:bCs/>
+          <w:sz w:val="26"/>
+        </w:rPr>
+        <w:t>` later).</w:t>
+      </w:r>
+    </w:p>
+    <w:p>
+      <w:pPr>
+        <w:spacing w:after="0"/>
+        <w:rPr>
+          <w:bCs/>
+          <w:sz w:val="26"/>
+        </w:rPr>
+      </w:pPr>
+      <w:r>
+        <w:rPr>
+          <w:bCs/>
+          <w:sz w:val="26"/>
+        </w:rPr>
+        <w:t>- Product‑type features.</w:t>
+      </w:r>
+    </w:p>
+    <w:p>
+      <w:pPr>
+        <w:spacing w:after="0"/>
+        <w:rPr>
+          <w:bCs/>
+          <w:sz w:val="26"/>
+        </w:rPr>
+      </w:pPr>
+      <w:r>
+        <w:rPr>
+          <w:bCs/>
+          <w:sz w:val="26"/>
+        </w:rPr>
+        <w:t>- Temporal features: `</w:t>
+      </w:r>
+      <w:proofErr w:type="spellStart"/>
+      <w:r>
+        <w:rPr>
+          <w:bCs/>
+          <w:sz w:val="26"/>
+        </w:rPr>
+        <w:t>DayOfWeek</w:t>
+      </w:r>
+      <w:proofErr w:type="spellEnd"/>
+      <w:r>
+        <w:rPr>
+          <w:bCs/>
+          <w:sz w:val="26"/>
+        </w:rPr>
+        <w:t>` (0–6), `Month` (1–12), `Quarter` (1–4).</w:t>
+      </w:r>
+    </w:p>
+    <w:p>
+      <w:pPr>
+        <w:spacing w:after="0"/>
+        <w:rPr>
+          <w:bCs/>
+          <w:sz w:val="26"/>
+        </w:rPr>
+      </w:pPr>
+    </w:p>
+    <w:p>
+      <w:pPr>
+        <w:spacing w:after="0"/>
+        <w:rPr>
+          <w:b/>
+          <w:sz w:val="32"/>
+          <w:szCs w:val="28"/>
+        </w:rPr>
+      </w:pPr>
+      <w:r>
+        <w:rPr>
+          <w:b/>
+          <w:sz w:val="32"/>
+          <w:szCs w:val="28"/>
+        </w:rPr>
+        <w:t xml:space="preserve"> 6. Customer Segmentation (Clustering)</w:t>
+      </w:r>
+    </w:p>
+    <w:p>
+      <w:pPr>
+        <w:spacing w:after="0"/>
+        <w:rPr>
+          <w:bCs/>
+          <w:sz w:val="26"/>
+        </w:rPr>
+      </w:pPr>
+      <w:r>
+        <w:rPr>
+          <w:bCs/>
+          <w:sz w:val="26"/>
+        </w:rPr>
+        <w:t xml:space="preserve">Clients differ in transaction size, frequency, and diversification. Rather than a single global model, the project uses cluster‑specific models tailored to </w:t>
+      </w:r>
+      <w:proofErr w:type="spellStart"/>
+      <w:r>
+        <w:rPr>
+          <w:bCs/>
+          <w:sz w:val="26"/>
+        </w:rPr>
+        <w:t>behavioural</w:t>
+      </w:r>
+      <w:proofErr w:type="spellEnd"/>
+      <w:r>
+        <w:rPr>
+          <w:bCs/>
+          <w:sz w:val="26"/>
+        </w:rPr>
+        <w:t xml:space="preserve"> segments.</w:t>
+      </w:r>
+    </w:p>
+    <w:p>
+      <w:pPr>
+        <w:spacing w:after="0"/>
+        <w:rPr>
+          <w:bCs/>
+          <w:sz w:val="26"/>
+        </w:rPr>
+      </w:pPr>
+    </w:p>
+    <w:p>
+      <w:pPr>
+        <w:spacing w:after="0"/>
+        <w:rPr>
+          <w:b/>
+          <w:sz w:val="26"/>
+        </w:rPr>
+      </w:pPr>
+      <w:r>
+        <w:rPr>
+          <w:b/>
+          <w:sz w:val="26"/>
+        </w:rPr>
+        <w:t>Method</w:t>
+      </w:r>
+    </w:p>
+    <w:p>
+      <w:pPr>
+        <w:spacing w:after="0"/>
+        <w:rPr>
+          <w:bCs/>
+          <w:sz w:val="26"/>
+        </w:rPr>
+      </w:pPr>
+      <w:r>
+        <w:rPr>
+          <w:bCs/>
+          <w:sz w:val="26"/>
+        </w:rPr>
+        <w:t>Only clients with more than one transaction (`</w:t>
+      </w:r>
+      <w:proofErr w:type="spellStart"/>
+      <w:r>
+        <w:rPr>
+          <w:bCs/>
+          <w:sz w:val="26"/>
+        </w:rPr>
+        <w:t>Num_Transactions</w:t>
+      </w:r>
+      <w:proofErr w:type="spellEnd"/>
+      <w:r>
+        <w:rPr>
+          <w:bCs/>
+          <w:sz w:val="26"/>
+        </w:rPr>
+        <w:t xml:space="preserve"> &gt; 1`) are used for clustering (152 out of 190). The features:</w:t>
+      </w:r>
+    </w:p>
+    <w:p>
+      <w:pPr>
+        <w:spacing w:after="0"/>
+        <w:rPr>
+          <w:bCs/>
+          <w:sz w:val="26"/>
+        </w:rPr>
+      </w:pPr>
+    </w:p>
+    <w:p>
+      <w:pPr>
+        <w:spacing w:after="0"/>
+        <w:rPr>
+          <w:bCs/>
+          <w:sz w:val="26"/>
+        </w:rPr>
+      </w:pPr>
+      <w:r>
+        <w:rPr>
+          <w:bCs/>
+          <w:sz w:val="26"/>
+        </w:rPr>
+        <w:t>- `</w:t>
+      </w:r>
+      <w:proofErr w:type="spellStart"/>
+      <w:r>
+        <w:rPr>
+          <w:bCs/>
+          <w:sz w:val="26"/>
+        </w:rPr>
+        <w:t>Avg_Amount</w:t>
+      </w:r>
+      <w:proofErr w:type="spellEnd"/>
+      <w:r>
+        <w:rPr>
+          <w:bCs/>
+          <w:sz w:val="26"/>
+        </w:rPr>
+        <w:t>`</w:t>
+      </w:r>
+    </w:p>
+    <w:p>
+      <w:pPr>
+        <w:spacing w:after="0"/>
+        <w:rPr>
+          <w:bCs/>
+          <w:sz w:val="26"/>
+        </w:rPr>
+      </w:pPr>
+      <w:r>
+        <w:rPr>
+          <w:bCs/>
+          <w:sz w:val="26"/>
+        </w:rPr>
+        <w:t>- `</w:t>
+      </w:r>
+      <w:proofErr w:type="spellStart"/>
+      <w:r>
+        <w:rPr>
+          <w:bCs/>
+          <w:sz w:val="26"/>
+        </w:rPr>
+        <w:t>Num_Transactions</w:t>
+      </w:r>
+      <w:proofErr w:type="spellEnd"/>
+      <w:r>
+        <w:rPr>
+          <w:bCs/>
+          <w:sz w:val="26"/>
+        </w:rPr>
+        <w:t>`</w:t>
+      </w:r>
+    </w:p>
+    <w:p>
+      <w:pPr>
+        <w:spacing w:after="0"/>
+        <w:rPr>
+          <w:bCs/>
+          <w:sz w:val="26"/>
+        </w:rPr>
+      </w:pPr>
+      <w:r>
+        <w:rPr>
+          <w:bCs/>
+          <w:sz w:val="26"/>
+        </w:rPr>
+        <w:t>- `</w:t>
+      </w:r>
+      <w:proofErr w:type="spellStart"/>
+      <w:r>
+        <w:rPr>
+          <w:bCs/>
+          <w:sz w:val="26"/>
+        </w:rPr>
+        <w:t>Unique_ProductTypes</w:t>
+      </w:r>
+      <w:proofErr w:type="spellEnd"/>
+      <w:r>
+        <w:rPr>
+          <w:bCs/>
+          <w:sz w:val="26"/>
+        </w:rPr>
+        <w:t>`</w:t>
+      </w:r>
+    </w:p>
+    <w:p>
+      <w:pPr>
+        <w:spacing w:after="0"/>
+        <w:rPr>
+          <w:bCs/>
+          <w:sz w:val="26"/>
+        </w:rPr>
+      </w:pPr>
+      <w:r>
+        <w:rPr>
+          <w:bCs/>
+          <w:sz w:val="26"/>
+        </w:rPr>
+        <w:t>- `</w:t>
+      </w:r>
+      <w:proofErr w:type="spellStart"/>
+      <w:r>
+        <w:rPr>
+          <w:bCs/>
+          <w:sz w:val="26"/>
+        </w:rPr>
+        <w:t>Days_Active</w:t>
+      </w:r>
+      <w:proofErr w:type="spellEnd"/>
+      <w:r>
+        <w:rPr>
+          <w:bCs/>
+          <w:sz w:val="26"/>
+        </w:rPr>
+        <w:t>`</w:t>
+      </w:r>
+    </w:p>
+    <w:p>
+      <w:pPr>
+        <w:spacing w:after="0"/>
+        <w:rPr>
+          <w:bCs/>
+          <w:sz w:val="26"/>
+        </w:rPr>
+      </w:pPr>
+      <w:r>
+        <w:rPr>
+          <w:bCs/>
+          <w:sz w:val="26"/>
+        </w:rPr>
+        <w:t>- `</w:t>
+      </w:r>
+      <w:proofErr w:type="spellStart"/>
+      <w:r>
+        <w:rPr>
+          <w:bCs/>
+          <w:sz w:val="26"/>
+        </w:rPr>
+        <w:t>Avg_Days_Between_Purchases</w:t>
+      </w:r>
+      <w:proofErr w:type="spellEnd"/>
+      <w:r>
+        <w:rPr>
+          <w:bCs/>
+          <w:sz w:val="26"/>
+        </w:rPr>
+        <w:t>`</w:t>
+      </w:r>
+    </w:p>
+    <w:p>
+      <w:pPr>
+        <w:spacing w:after="0"/>
+        <w:rPr>
+          <w:bCs/>
+          <w:sz w:val="26"/>
+        </w:rPr>
+      </w:pPr>
+    </w:p>
+    <w:p>
+      <w:pPr>
+        <w:pStyle w:val="Heading2"/>
+        <w:rPr>
+          <w:b w:val="0"/>
+        </w:rPr>
+      </w:pPr>
+      <w:r>
+        <w:rPr>
+          <w:b w:val="0"/>
+        </w:rPr>
+        <w:lastRenderedPageBreak/>
+        <w:t>Steps:</w:t>
+      </w:r>
+    </w:p>
+    <w:p>
+      <w:pPr>
+        <w:spacing w:after="0"/>
+        <w:rPr>
+          <w:bCs/>
+          <w:sz w:val="26"/>
+        </w:rPr>
+      </w:pPr>
+    </w:p>
+    <w:p>
+      <w:pPr>
+        <w:spacing w:after="0"/>
+        <w:rPr>
+          <w:bCs/>
+          <w:sz w:val="26"/>
+        </w:rPr>
+      </w:pPr>
+      <w:r>
+        <w:rPr>
+          <w:bCs/>
+          <w:sz w:val="26"/>
+        </w:rPr>
+        <w:t xml:space="preserve">1. Impute any remaining </w:t>
+      </w:r>
+      <w:proofErr w:type="spellStart"/>
+      <w:r>
+        <w:rPr>
+          <w:bCs/>
+          <w:sz w:val="26"/>
+        </w:rPr>
+        <w:t>NaNs</w:t>
+      </w:r>
+      <w:proofErr w:type="spellEnd"/>
+      <w:r>
+        <w:rPr>
+          <w:bCs/>
+          <w:sz w:val="26"/>
+        </w:rPr>
+        <w:t xml:space="preserve"> with medians.</w:t>
+      </w:r>
+    </w:p>
+    <w:p>
+      <w:pPr>
+        <w:spacing w:after="0"/>
+        <w:rPr>
+          <w:bCs/>
+          <w:sz w:val="26"/>
+        </w:rPr>
+      </w:pPr>
+      <w:r>
+        <w:rPr>
+          <w:bCs/>
+          <w:sz w:val="26"/>
+        </w:rPr>
+        <w:t>2. Standardize features with `</w:t>
+      </w:r>
+      <w:proofErr w:type="spellStart"/>
+      <w:r>
+        <w:rPr>
+          <w:bCs/>
+          <w:sz w:val="26"/>
+        </w:rPr>
+        <w:t>StandardScaler</w:t>
+      </w:r>
+      <w:proofErr w:type="spellEnd"/>
+      <w:r>
+        <w:rPr>
+          <w:bCs/>
+          <w:sz w:val="26"/>
+        </w:rPr>
+        <w:t>`.</w:t>
+      </w:r>
+    </w:p>
+    <w:p>
+      <w:pPr>
+        <w:pStyle w:val="Heading2"/>
+        <w:rPr>
+          <w:b w:val="0"/>
+        </w:rPr>
+      </w:pPr>
+      <w:r>
+        <w:rPr>
+          <w:b w:val="0"/>
+        </w:rPr>
+        <w:t>3. Run K‑Means and compute:</w:t>
+      </w:r>
+    </w:p>
+    <w:p>
+      <w:pPr>
+        <w:spacing w:after="0"/>
+        <w:rPr>
+          <w:bCs/>
+          <w:sz w:val="26"/>
+        </w:rPr>
+      </w:pPr>
+      <w:r>
+        <w:rPr>
+          <w:bCs/>
+          <w:sz w:val="26"/>
+        </w:rPr>
+        <w:t xml:space="preserve">   - Inertia (within‑cluster sum of squares) – Elbow method.</w:t>
+      </w:r>
+    </w:p>
+    <w:p>
+      <w:pPr>
+        <w:spacing w:after="0"/>
+        <w:rPr>
+          <w:bCs/>
+          <w:sz w:val="26"/>
+        </w:rPr>
+      </w:pPr>
+      <w:r>
+        <w:rPr>
+          <w:bCs/>
+          <w:sz w:val="26"/>
+        </w:rPr>
+        <w:t xml:space="preserve">   - Silhouette score – cluster separation.</w:t>
+      </w:r>
+    </w:p>
+    <w:p>
+      <w:pPr>
+        <w:spacing w:after="0"/>
+        <w:rPr>
+          <w:bCs/>
+          <w:sz w:val="26"/>
+        </w:rPr>
+      </w:pPr>
+      <w:r>
+        <w:rPr>
+          <w:bCs/>
+          <w:sz w:val="26"/>
+        </w:rPr>
+        <w:t>4. Choose (k=4) as the working number of clusters.</w:t>
+      </w:r>
+    </w:p>
+    <w:p>
+      <w:pPr>
+        <w:spacing w:after="0"/>
+        <w:rPr>
+          <w:bCs/>
+          <w:sz w:val="26"/>
+        </w:rPr>
+      </w:pPr>
+      <w:r>
+        <w:rPr>
+          <w:bCs/>
+          <w:sz w:val="26"/>
+        </w:rPr>
+        <w:t>5. Train final K‑Means with (k=4), then merge cluster label 3 into 1 (</w:t>
+      </w:r>
+      <w:r>
+        <w:rPr>
+          <w:bCs/>
+          <w:sz w:val="26"/>
+        </w:rPr>
+        <w:t>overlap</w:t>
+      </w:r>
+      <w:r>
+        <w:rPr>
+          <w:bCs/>
+          <w:sz w:val="26"/>
+        </w:rPr>
+        <w:t>).</w:t>
+      </w:r>
+    </w:p>
+    <w:p>
+      <w:pPr>
+        <w:spacing w:after="0"/>
+        <w:rPr>
+          <w:bCs/>
+          <w:sz w:val="26"/>
+        </w:rPr>
+      </w:pPr>
+    </w:p>
+    <w:p>
+      <w:pPr>
+        <w:spacing w:after="0"/>
+        <w:rPr>
+          <w:bCs/>
+          <w:sz w:val="26"/>
+        </w:rPr>
+      </w:pPr>
+      <w:r>
+        <w:rPr>
+          <w:bCs/>
+          <w:sz w:val="26"/>
+        </w:rPr>
+        <w:t>Single‑transaction clients are assigned to a separate synthetic cluster (numeric label 5).</w:t>
+      </w:r>
+    </w:p>
+    <w:p>
+      <w:pPr>
+        <w:spacing w:after="0"/>
+        <w:rPr>
+          <w:bCs/>
+          <w:sz w:val="26"/>
+        </w:rPr>
+      </w:pPr>
+    </w:p>
+    <w:p>
+      <w:pPr>
+        <w:spacing w:after="0"/>
+        <w:rPr>
+          <w:b/>
+          <w:sz w:val="26"/>
+        </w:rPr>
+      </w:pPr>
+      <w:r>
+        <w:rPr>
+          <w:b/>
+          <w:sz w:val="26"/>
+        </w:rPr>
+        <w:t>Labels</w:t>
+      </w:r>
+    </w:p>
+    <w:p>
+      <w:pPr>
+        <w:spacing w:after="0"/>
+        <w:rPr>
+          <w:bCs/>
+          <w:sz w:val="26"/>
+        </w:rPr>
+      </w:pPr>
+      <w:r>
+        <w:rPr>
+          <w:bCs/>
+          <w:sz w:val="26"/>
+        </w:rPr>
+        <w:t xml:space="preserve">- Cluster 0 </w:t>
+      </w:r>
+      <w:r>
+        <w:rPr>
+          <w:rFonts w:hint="eastAsia"/>
+          <w:bCs/>
+          <w:sz w:val="26"/>
+        </w:rPr>
+        <w:t>→</w:t>
+      </w:r>
+      <w:r>
+        <w:rPr>
+          <w:bCs/>
+          <w:sz w:val="26"/>
+        </w:rPr>
+        <w:t xml:space="preserve"> Passive Long‑Term Investor  </w:t>
+      </w:r>
+    </w:p>
+    <w:p>
+      <w:pPr>
+        <w:spacing w:after="0"/>
+        <w:rPr>
+          <w:bCs/>
+          <w:sz w:val="26"/>
+        </w:rPr>
+      </w:pPr>
+      <w:r>
+        <w:rPr>
+          <w:bCs/>
+          <w:sz w:val="26"/>
+        </w:rPr>
+        <w:t xml:space="preserve">  - Moderate average amounts, relatively long days between purchases.</w:t>
+      </w:r>
+    </w:p>
+    <w:p>
+      <w:pPr>
+        <w:spacing w:after="0"/>
+        <w:rPr>
+          <w:bCs/>
+          <w:sz w:val="26"/>
+        </w:rPr>
+      </w:pPr>
+      <w:r>
+        <w:rPr>
+          <w:rFonts w:hint="eastAsia"/>
+          <w:bCs/>
+          <w:sz w:val="26"/>
+        </w:rPr>
+        <w:t xml:space="preserve">- Cluster 1 </w:t>
+      </w:r>
+      <w:r>
+        <w:rPr>
+          <w:rFonts w:hint="eastAsia"/>
+          <w:bCs/>
+          <w:sz w:val="26"/>
+        </w:rPr>
+        <w:t>→</w:t>
+      </w:r>
+      <w:r>
+        <w:rPr>
+          <w:rFonts w:hint="eastAsia"/>
+          <w:bCs/>
+          <w:sz w:val="26"/>
+        </w:rPr>
+        <w:t xml:space="preserve"> Regular Retail Investor  </w:t>
+      </w:r>
+    </w:p>
+    <w:p>
+      <w:pPr>
+        <w:spacing w:after="0"/>
+        <w:rPr>
+          <w:bCs/>
+          <w:sz w:val="26"/>
+        </w:rPr>
+      </w:pPr>
+      <w:r>
+        <w:rPr>
+          <w:bCs/>
+          <w:sz w:val="26"/>
+        </w:rPr>
+        <w:t xml:space="preserve">  - More frequent transactions, moderate sizes.</w:t>
+      </w:r>
+    </w:p>
+    <w:p>
+      <w:pPr>
+        <w:spacing w:after="0"/>
+        <w:rPr>
+          <w:bCs/>
+          <w:sz w:val="26"/>
+        </w:rPr>
+      </w:pPr>
+      <w:r>
+        <w:rPr>
+          <w:bCs/>
+          <w:sz w:val="26"/>
+        </w:rPr>
+        <w:t xml:space="preserve">- Cluster 2 </w:t>
+      </w:r>
+      <w:r>
+        <w:rPr>
+          <w:rFonts w:hint="eastAsia"/>
+          <w:bCs/>
+          <w:sz w:val="26"/>
+        </w:rPr>
+        <w:t>→</w:t>
+      </w:r>
+      <w:r>
+        <w:rPr>
+          <w:bCs/>
+          <w:sz w:val="26"/>
+        </w:rPr>
+        <w:t xml:space="preserve"> Ultra High‑Net‑Worth  </w:t>
+      </w:r>
+    </w:p>
+    <w:p>
+      <w:pPr>
+        <w:spacing w:after="0"/>
+        <w:rPr>
+          <w:bCs/>
+          <w:sz w:val="26"/>
+        </w:rPr>
+      </w:pPr>
+      <w:r>
+        <w:rPr>
+          <w:bCs/>
+          <w:sz w:val="26"/>
+        </w:rPr>
+        <w:t xml:space="preserve">  - Extremely large transaction amounts.</w:t>
+      </w:r>
+    </w:p>
+    <w:p>
+      <w:pPr>
+        <w:spacing w:after="0"/>
+        <w:rPr>
+          <w:bCs/>
+          <w:sz w:val="26"/>
+        </w:rPr>
+      </w:pPr>
+      <w:r>
+        <w:rPr>
+          <w:bCs/>
+          <w:sz w:val="26"/>
+        </w:rPr>
+        <w:t xml:space="preserve">- Cluster </w:t>
+      </w:r>
+      <w:r>
+        <w:rPr>
+          <w:bCs/>
+          <w:sz w:val="26"/>
+        </w:rPr>
+        <w:t xml:space="preserve">3 </w:t>
+      </w:r>
+      <w:r>
+        <w:rPr>
+          <w:rFonts w:hint="eastAsia"/>
+          <w:bCs/>
+          <w:sz w:val="26"/>
+        </w:rPr>
+        <w:t>→</w:t>
+      </w:r>
+      <w:r>
+        <w:rPr>
+          <w:bCs/>
+          <w:sz w:val="26"/>
+        </w:rPr>
+        <w:t xml:space="preserve"> New/Single‑Transaction  </w:t>
+      </w:r>
+    </w:p>
+    <w:p>
+      <w:pPr>
+        <w:spacing w:after="0"/>
+        <w:rPr>
+          <w:bCs/>
+          <w:sz w:val="26"/>
+        </w:rPr>
+      </w:pPr>
+      <w:r>
+        <w:rPr>
+          <w:bCs/>
+          <w:sz w:val="26"/>
+        </w:rPr>
+        <w:t xml:space="preserve">  - Only one observed transaction.</w:t>
+      </w:r>
+    </w:p>
+    <w:p>
+      <w:pPr>
+        <w:spacing w:after="0"/>
+        <w:rPr>
+          <w:bCs/>
+          <w:sz w:val="26"/>
+        </w:rPr>
+      </w:pPr>
+    </w:p>
+    <w:p>
+      <w:pPr>
+        <w:spacing w:after="0"/>
+        <w:rPr>
+          <w:b/>
+          <w:bCs/>
+        </w:rPr>
+      </w:pPr>
+      <w:r>
+        <w:rPr>
+          <w:b/>
+          <w:bCs/>
+          <w:sz w:val="32"/>
+          <w:szCs w:val="28"/>
+        </w:rPr>
+        <w:t xml:space="preserve"> 7. Association Rule Mining for Product‑Type Recommendations</w:t>
+      </w:r>
+    </w:p>
+    <w:p>
+      <w:pPr>
+        <w:spacing w:after="0"/>
+        <w:rPr>
+          <w:bCs/>
+          <w:sz w:val="26"/>
+        </w:rPr>
+      </w:pPr>
+    </w:p>
+    <w:p>
+      <w:pPr>
+        <w:spacing w:after="0"/>
+        <w:rPr>
+          <w:bCs/>
+          <w:sz w:val="26"/>
+        </w:rPr>
+      </w:pPr>
+      <w:r>
+        <w:rPr>
+          <w:bCs/>
+          <w:sz w:val="26"/>
+        </w:rPr>
+        <w:t xml:space="preserve"> 7.1 Basket Construction</w:t>
+      </w:r>
+    </w:p>
+    <w:p>
+      <w:pPr>
+        <w:spacing w:after="0"/>
+        <w:rPr>
+          <w:bCs/>
+          <w:sz w:val="26"/>
+        </w:rPr>
+      </w:pPr>
+      <w:r>
+        <w:rPr>
+          <w:bCs/>
+          <w:sz w:val="26"/>
+        </w:rPr>
+        <w:t>- Group transactions by `Client number`.</w:t>
+      </w:r>
+    </w:p>
+    <w:p>
+      <w:pPr>
+        <w:spacing w:after="0"/>
+        <w:rPr>
+          <w:bCs/>
+          <w:sz w:val="26"/>
+        </w:rPr>
+      </w:pPr>
+      <w:r>
+        <w:rPr>
+          <w:bCs/>
+          <w:sz w:val="26"/>
+        </w:rPr>
+        <w:t>- Build lists like ([DPMS, STOCK, ETF]) per client.</w:t>
+      </w:r>
+    </w:p>
+    <w:p>
+      <w:pPr>
+        <w:spacing w:after="0"/>
+        <w:rPr>
+          <w:bCs/>
+          <w:sz w:val="26"/>
+        </w:rPr>
+      </w:pPr>
+    </w:p>
+    <w:p>
+      <w:pPr>
+        <w:spacing w:after="0"/>
+        <w:rPr>
+          <w:bCs/>
+          <w:sz w:val="26"/>
+        </w:rPr>
+      </w:pPr>
+      <w:r>
+        <w:rPr>
+          <w:bCs/>
+          <w:sz w:val="26"/>
+        </w:rPr>
+        <w:t xml:space="preserve"> 7.2 </w:t>
+      </w:r>
+      <w:proofErr w:type="spellStart"/>
+      <w:r>
+        <w:rPr>
+          <w:bCs/>
+          <w:sz w:val="26"/>
+        </w:rPr>
+        <w:t>Apriori</w:t>
+      </w:r>
+      <w:proofErr w:type="spellEnd"/>
+      <w:r>
+        <w:rPr>
+          <w:bCs/>
+          <w:sz w:val="26"/>
+        </w:rPr>
+        <w:t xml:space="preserve"> and Association Rules</w:t>
+      </w:r>
+    </w:p>
+    <w:p>
+      <w:pPr>
+        <w:spacing w:after="0"/>
+        <w:rPr>
+          <w:bCs/>
+          <w:sz w:val="26"/>
+        </w:rPr>
+      </w:pPr>
+    </w:p>
+    <w:p>
+      <w:pPr>
+        <w:spacing w:after="0"/>
+        <w:rPr>
+          <w:bCs/>
+          <w:sz w:val="26"/>
+        </w:rPr>
+      </w:pPr>
+      <w:r>
+        <w:rPr>
+          <w:bCs/>
+          <w:sz w:val="26"/>
+        </w:rPr>
+        <w:t>1. One‑hot encode baskets via `</w:t>
+      </w:r>
+      <w:proofErr w:type="spellStart"/>
+      <w:r>
+        <w:rPr>
+          <w:bCs/>
+          <w:sz w:val="26"/>
+        </w:rPr>
+        <w:t>TransactionEncoder</w:t>
+      </w:r>
+      <w:proofErr w:type="spellEnd"/>
+      <w:r>
+        <w:rPr>
+          <w:bCs/>
+          <w:sz w:val="26"/>
+        </w:rPr>
+        <w:t>`.</w:t>
+      </w:r>
+    </w:p>
+    <w:p>
+      <w:pPr>
+        <w:spacing w:after="0"/>
+        <w:rPr>
+          <w:bCs/>
+          <w:sz w:val="26"/>
+        </w:rPr>
+      </w:pPr>
+      <w:r>
+        <w:rPr>
+          <w:bCs/>
+          <w:sz w:val="26"/>
+        </w:rPr>
+        <w:t xml:space="preserve">2. Run </w:t>
+      </w:r>
+      <w:proofErr w:type="spellStart"/>
+      <w:r>
+        <w:rPr>
+          <w:bCs/>
+          <w:sz w:val="26"/>
+        </w:rPr>
+        <w:t>Apriori</w:t>
+      </w:r>
+      <w:proofErr w:type="spellEnd"/>
+      <w:r>
+        <w:rPr>
+          <w:bCs/>
+          <w:sz w:val="26"/>
+        </w:rPr>
+        <w:t xml:space="preserve"> with `</w:t>
+      </w:r>
+      <w:proofErr w:type="spellStart"/>
+      <w:r>
+        <w:rPr>
+          <w:bCs/>
+          <w:sz w:val="26"/>
+        </w:rPr>
+        <w:t>min_support</w:t>
+      </w:r>
+      <w:proofErr w:type="spellEnd"/>
+      <w:r>
+        <w:rPr>
+          <w:bCs/>
+          <w:sz w:val="26"/>
+        </w:rPr>
+        <w:t xml:space="preserve"> = 0.1` or 0.02 to identify frequent </w:t>
+      </w:r>
+      <w:proofErr w:type="spellStart"/>
+      <w:r>
+        <w:rPr>
+          <w:bCs/>
+          <w:sz w:val="26"/>
+        </w:rPr>
+        <w:t>itemsets</w:t>
+      </w:r>
+      <w:proofErr w:type="spellEnd"/>
+      <w:r>
+        <w:rPr>
+          <w:bCs/>
+          <w:sz w:val="26"/>
+        </w:rPr>
+        <w:t>.</w:t>
+      </w:r>
+    </w:p>
+    <w:p>
+      <w:pPr>
+        <w:pStyle w:val="Heading2"/>
+        <w:rPr>
+          <w:b w:val="0"/>
+        </w:rPr>
+      </w:pPr>
+      <w:r>
+        <w:rPr>
+          <w:b w:val="0"/>
+        </w:rPr>
+        <w:lastRenderedPageBreak/>
+        <w:t>3. Generate association rules with:</w:t>
+      </w:r>
+    </w:p>
+    <w:p>
+      <w:pPr>
+        <w:spacing w:after="0"/>
+        <w:rPr>
+          <w:bCs/>
+          <w:sz w:val="26"/>
+        </w:rPr>
+      </w:pPr>
+      <w:r>
+        <w:rPr>
+          <w:bCs/>
+          <w:sz w:val="26"/>
+        </w:rPr>
+        <w:t xml:space="preserve">   - Metric: `lift` or `confidence`.</w:t>
+      </w:r>
+    </w:p>
+    <w:p>
+      <w:pPr>
+        <w:spacing w:after="0"/>
+        <w:rPr>
+          <w:bCs/>
+          <w:sz w:val="26"/>
+        </w:rPr>
+      </w:pPr>
+      <w:r>
+        <w:rPr>
+          <w:bCs/>
+          <w:sz w:val="26"/>
+        </w:rPr>
+        <w:t xml:space="preserve">   - Columns: `antecedents`, `consequents`, `support`, `confidence`, `lift`.</w:t>
+      </w:r>
+    </w:p>
+    <w:p>
+      <w:pPr>
+        <w:spacing w:after="0"/>
+        <w:rPr>
+          <w:bCs/>
+          <w:sz w:val="26"/>
+        </w:rPr>
+      </w:pPr>
+    </w:p>
+    <w:p>
+      <w:pPr>
+        <w:spacing w:after="0"/>
+        <w:rPr>
+          <w:b/>
+          <w:sz w:val="32"/>
+          <w:szCs w:val="28"/>
+        </w:rPr>
+      </w:pPr>
+      <w:r>
+        <w:rPr>
+          <w:b/>
+          <w:sz w:val="32"/>
+          <w:szCs w:val="28"/>
+        </w:rPr>
+        <w:t xml:space="preserve"> </w:t>
+      </w:r>
+      <w:r>
+        <w:rPr>
+          <w:b/>
+          <w:sz w:val="32"/>
+          <w:szCs w:val="28"/>
+        </w:rPr>
+        <w:t>8</w:t>
+      </w:r>
+      <w:r>
+        <w:rPr>
+          <w:b/>
+          <w:sz w:val="32"/>
+          <w:szCs w:val="28"/>
+        </w:rPr>
+        <w:t>. Recommendation Calendar Application (</w:t>
+      </w:r>
+      <w:proofErr w:type="spellStart"/>
+      <w:r>
+        <w:rPr>
+          <w:b/>
+          <w:sz w:val="32"/>
+          <w:szCs w:val="28"/>
+        </w:rPr>
+        <w:t>Streamlit</w:t>
+      </w:r>
+      <w:proofErr w:type="spellEnd"/>
+      <w:r>
+        <w:rPr>
+          <w:b/>
+          <w:sz w:val="32"/>
+          <w:szCs w:val="28"/>
+        </w:rPr>
+        <w:t xml:space="preserve"> UI)</w:t>
+      </w:r>
+    </w:p>
+    <w:p>
+      <w:pPr>
+        <w:spacing w:after="0"/>
+        <w:rPr>
+          <w:bCs/>
+          <w:sz w:val="26"/>
+        </w:rPr>
+      </w:pPr>
+      <w:r>
+        <w:rPr>
+          <w:bCs/>
+          <w:sz w:val="26"/>
+        </w:rPr>
+        <w:t xml:space="preserve"> Filter and Calendar Construction</w:t>
+      </w:r>
+    </w:p>
+    <w:p>
+      <w:pPr>
+        <w:pStyle w:val="Heading2"/>
+        <w:rPr>
+          <w:b w:val="0"/>
+        </w:rPr>
+      </w:pPr>
+      <w:r>
+        <w:rPr>
+          <w:b w:val="0"/>
+        </w:rPr>
+        <w:t>In the sidebar:</w:t>
+      </w:r>
+    </w:p>
+    <w:p>
+      <w:pPr>
+        <w:spacing w:after="0"/>
+        <w:rPr>
+          <w:bCs/>
+          <w:sz w:val="26"/>
+        </w:rPr>
+      </w:pPr>
+      <w:r>
+        <w:rPr>
+          <w:bCs/>
+          <w:sz w:val="26"/>
+        </w:rPr>
+        <w:t>- Date range filter.</w:t>
+      </w:r>
+    </w:p>
+    <w:p>
+      <w:pPr>
+        <w:spacing w:after="0"/>
+        <w:rPr>
+          <w:bCs/>
+          <w:sz w:val="26"/>
+        </w:rPr>
+      </w:pPr>
+      <w:r>
+        <w:rPr>
+          <w:bCs/>
+          <w:sz w:val="26"/>
+        </w:rPr>
+        <w:t>- Multiselect of clusters.</w:t>
+      </w:r>
+    </w:p>
+    <w:p>
+      <w:pPr>
+        <w:spacing w:after="0"/>
+        <w:rPr>
+          <w:bCs/>
+          <w:sz w:val="26"/>
+        </w:rPr>
+      </w:pPr>
+      <w:r>
+        <w:rPr>
+          <w:bCs/>
+          <w:sz w:val="26"/>
+        </w:rPr>
+        <w:t>- Optional single‑client exact search.</w:t>
+      </w:r>
+    </w:p>
+    <w:p>
+      <w:pPr>
+        <w:pStyle w:val="Heading2"/>
+        <w:rPr>
+          <w:b w:val="0"/>
+        </w:rPr>
+      </w:pPr>
+      <w:r>
+        <w:rPr>
+          <w:b w:val="0"/>
+        </w:rPr>
+        <w:t>From filtered data `</w:t>
+      </w:r>
+      <w:proofErr w:type="spellStart"/>
+      <w:r>
+        <w:rPr>
+          <w:b w:val="0"/>
+        </w:rPr>
+        <w:t>fdf</w:t>
+      </w:r>
+      <w:proofErr w:type="spellEnd"/>
+      <w:r>
+        <w:rPr>
+          <w:b w:val="0"/>
+        </w:rPr>
+        <w:t>`:</w:t>
+      </w:r>
+    </w:p>
+    <w:p>
+      <w:pPr>
+        <w:spacing w:after="0"/>
+        <w:rPr>
+          <w:bCs/>
+          <w:sz w:val="26"/>
+        </w:rPr>
+      </w:pPr>
+      <w:r>
+        <w:rPr>
+          <w:bCs/>
+          <w:sz w:val="26"/>
+        </w:rPr>
+        <w:t>- Events are aggregated by `</w:t>
+      </w:r>
+      <w:proofErr w:type="spellStart"/>
+      <w:r>
+        <w:rPr>
+          <w:bCs/>
+          <w:sz w:val="26"/>
+        </w:rPr>
+        <w:t>EventDay</w:t>
+      </w:r>
+      <w:proofErr w:type="spellEnd"/>
+      <w:r>
+        <w:rPr>
+          <w:bCs/>
+          <w:sz w:val="26"/>
+        </w:rPr>
+        <w:t>` and `Cluster`.</w:t>
+      </w:r>
+    </w:p>
+    <w:p>
+      <w:pPr>
+        <w:spacing w:after="0"/>
+        <w:rPr>
+          <w:bCs/>
+          <w:sz w:val="26"/>
+        </w:rPr>
+      </w:pPr>
+      <w:r>
+        <w:rPr>
+          <w:bCs/>
+          <w:sz w:val="26"/>
+        </w:rPr>
+        <w:t xml:space="preserve">- For each </w:t>
+      </w:r>
+      <w:proofErr w:type="gramStart"/>
+      <w:r>
+        <w:rPr>
+          <w:bCs/>
+          <w:sz w:val="26"/>
+        </w:rPr>
+        <w:t>`(</w:t>
+      </w:r>
+      <w:proofErr w:type="gramEnd"/>
+      <w:r>
+        <w:rPr>
+          <w:bCs/>
+          <w:sz w:val="26"/>
+        </w:rPr>
+        <w:t>day, cluster)`, the UI shows the client with the highest `Recommended_Amount_P50` plus count of “+X others”.</w:t>
+      </w:r>
+    </w:p>
+    <w:p>
+      <w:pPr>
+        <w:spacing w:after="0"/>
+        <w:rPr>
+          <w:bCs/>
+          <w:sz w:val="26"/>
+        </w:rPr>
+      </w:pPr>
+      <w:r>
+        <w:rPr>
+          <w:bCs/>
+          <w:sz w:val="26"/>
+        </w:rPr>
+        <w:t>The calendar is built via `</w:t>
+      </w:r>
+      <w:proofErr w:type="spellStart"/>
+      <w:r>
+        <w:rPr>
+          <w:bCs/>
+          <w:sz w:val="26"/>
+        </w:rPr>
+        <w:t>streamlit_calendar.calendar</w:t>
+      </w:r>
+      <w:proofErr w:type="spellEnd"/>
+      <w:r>
+        <w:rPr>
+          <w:bCs/>
+          <w:sz w:val="26"/>
+        </w:rPr>
+        <w:t>` using these events.</w:t>
+      </w:r>
+    </w:p>
+    <w:p>
+      <w:pPr>
+        <w:pStyle w:val="Heading2"/>
+        <w:rPr>
+          <w:b w:val="0"/>
+        </w:rPr>
+      </w:pPr>
+      <w:r>
+        <w:rPr>
+          <w:b w:val="0"/>
+        </w:rPr>
+        <w:t>Clicking a date (or event):</w:t>
+      </w:r>
+    </w:p>
+    <w:p>
+      <w:pPr>
+        <w:spacing w:after="0"/>
+        <w:rPr>
+          <w:bCs/>
+          <w:sz w:val="26"/>
+        </w:rPr>
+      </w:pPr>
+      <w:r>
+        <w:rPr>
+          <w:bCs/>
+          <w:sz w:val="26"/>
+        </w:rPr>
+        <w:t>- Retrieves all records for that date into `</w:t>
+      </w:r>
+      <w:proofErr w:type="spellStart"/>
+      <w:r>
+        <w:rPr>
+          <w:bCs/>
+          <w:sz w:val="26"/>
+        </w:rPr>
+        <w:t>day_df</w:t>
+      </w:r>
+      <w:proofErr w:type="spellEnd"/>
+      <w:r>
+        <w:rPr>
+          <w:bCs/>
+          <w:sz w:val="26"/>
+        </w:rPr>
+        <w:t>`.</w:t>
+      </w:r>
+    </w:p>
+    <w:p>
+      <w:pPr>
+        <w:spacing w:after="0"/>
+        <w:rPr>
+          <w:bCs/>
+          <w:sz w:val="26"/>
+        </w:rPr>
+      </w:pPr>
+      <w:r>
+        <w:rPr>
+          <w:bCs/>
+          <w:sz w:val="26"/>
+        </w:rPr>
+        <w:t>- Enables navigation across clients for that date (`Prev` / `Next` buttons).</w:t>
+      </w:r>
+    </w:p>
+    <w:p>
+      <w:pPr>
+        <w:spacing w:after="0"/>
+        <w:rPr>
+          <w:bCs/>
+          <w:sz w:val="26"/>
+        </w:rPr>
+      </w:pPr>
+      <w:r>
+        <w:rPr>
+          <w:bCs/>
+          <w:sz w:val="26"/>
+        </w:rPr>
+        <w:t>- Allows showing a detailed table and CSV download.</w:t>
+      </w:r>
+    </w:p>
+    <w:p>
+      <w:pPr>
+        <w:spacing w:after="0"/>
+        <w:rPr>
+          <w:bCs/>
+          <w:sz w:val="26"/>
+        </w:rPr>
+      </w:pPr>
+    </w:p>
+    <w:p>
+      <w:pPr>
+        <w:spacing w:after="0"/>
+        <w:rPr>
+          <w:b/>
+          <w:sz w:val="26"/>
+        </w:rPr>
+      </w:pPr>
+      <w:r>
+        <w:rPr>
+          <w:b/>
+          <w:sz w:val="26"/>
+        </w:rPr>
+        <w:t>Per‑Client Detail Panel</w:t>
+      </w:r>
+    </w:p>
+    <w:p>
+      <w:pPr>
+        <w:pStyle w:val="Heading2"/>
+        <w:rPr>
+          <w:b w:val="0"/>
+        </w:rPr>
+      </w:pPr>
+      <w:r>
+        <w:rPr>
+          <w:b w:val="0"/>
+        </w:rPr>
+        <w:t xml:space="preserve">For the selected </w:t>
+      </w:r>
+      <w:proofErr w:type="gramStart"/>
+      <w:r>
+        <w:rPr>
+          <w:b w:val="0"/>
+        </w:rPr>
+        <w:t>`(</w:t>
+      </w:r>
+      <w:proofErr w:type="gramEnd"/>
+      <w:r>
+        <w:rPr>
+          <w:b w:val="0"/>
+        </w:rPr>
+        <w:t>date, client)`:</w:t>
+      </w:r>
+    </w:p>
+    <w:p>
+      <w:pPr>
+        <w:pStyle w:val="Heading2"/>
+        <w:rPr>
+          <w:b w:val="0"/>
+        </w:rPr>
+      </w:pPr>
+      <w:r>
+        <w:rPr>
+          <w:b w:val="0"/>
+        </w:rPr>
+        <w:t>- Header:</w:t>
+      </w:r>
+    </w:p>
+    <w:p>
+      <w:pPr>
+        <w:spacing w:after="0"/>
+        <w:rPr>
+          <w:bCs/>
+          <w:sz w:val="26"/>
+        </w:rPr>
+      </w:pPr>
+      <w:r>
+        <w:rPr>
+          <w:bCs/>
+          <w:sz w:val="26"/>
+        </w:rPr>
+        <w:t xml:space="preserve">  - Large client name.</w:t>
+      </w:r>
+    </w:p>
+    <w:p>
+      <w:pPr>
+        <w:spacing w:after="0"/>
+        <w:rPr>
+          <w:bCs/>
+          <w:sz w:val="26"/>
+        </w:rPr>
+      </w:pPr>
+      <w:r>
+        <w:rPr>
+          <w:bCs/>
+          <w:sz w:val="26"/>
+        </w:rPr>
+        <w:t xml:space="preserve">  - </w:t>
+      </w:r>
+      <w:proofErr w:type="spellStart"/>
+      <w:r>
+        <w:rPr>
+          <w:bCs/>
+          <w:sz w:val="26"/>
+        </w:rPr>
+        <w:t>Colour</w:t>
+      </w:r>
+      <w:proofErr w:type="spellEnd"/>
+      <w:r>
+        <w:rPr>
+          <w:bCs/>
+          <w:sz w:val="26"/>
+        </w:rPr>
+        <w:t>‑coded cluster badge (using `</w:t>
+      </w:r>
+      <w:proofErr w:type="spellStart"/>
+      <w:r>
+        <w:rPr>
+          <w:bCs/>
+          <w:sz w:val="26"/>
+        </w:rPr>
+        <w:t>cluster_colors</w:t>
+      </w:r>
+      <w:proofErr w:type="spellEnd"/>
+      <w:r>
+        <w:rPr>
+          <w:bCs/>
+          <w:sz w:val="26"/>
+        </w:rPr>
+        <w:t>`).</w:t>
+      </w:r>
+    </w:p>
+    <w:p>
+      <w:pPr>
+        <w:pStyle w:val="Heading2"/>
+        <w:rPr>
+          <w:b w:val="0"/>
+        </w:rPr>
+      </w:pPr>
+      <w:r>
+        <w:rPr>
+          <w:b w:val="0"/>
+        </w:rPr>
+        <w:t xml:space="preserve">- Recent </w:t>
+      </w:r>
+      <w:proofErr w:type="spellStart"/>
+      <w:r>
+        <w:rPr>
+          <w:b w:val="0"/>
+        </w:rPr>
+        <w:t>behaviour</w:t>
+      </w:r>
+      <w:proofErr w:type="spellEnd"/>
+      <w:r>
+        <w:rPr>
+          <w:b w:val="0"/>
+        </w:rPr>
+        <w:t>:</w:t>
+      </w:r>
+    </w:p>
+    <w:p>
+      <w:pPr>
+        <w:spacing w:after="0"/>
+        <w:rPr>
+          <w:bCs/>
+          <w:sz w:val="26"/>
+        </w:rPr>
+      </w:pPr>
+      <w:r>
+        <w:rPr>
+          <w:bCs/>
+          <w:sz w:val="26"/>
+        </w:rPr>
+        <w:t xml:space="preserve">  - Recent purchase date and product type.</w:t>
+      </w:r>
+    </w:p>
+    <w:p>
+      <w:pPr>
+        <w:pStyle w:val="Heading2"/>
+        <w:rPr>
+          <w:b w:val="0"/>
+        </w:rPr>
+      </w:pPr>
+      <w:r>
+        <w:rPr>
+          <w:b w:val="0"/>
+        </w:rPr>
+        <w:t>- Recommended action summary:</w:t>
+      </w:r>
+    </w:p>
+    <w:p>
+      <w:pPr>
+        <w:spacing w:after="0"/>
+        <w:rPr>
+          <w:bCs/>
+          <w:sz w:val="26"/>
+        </w:rPr>
+      </w:pPr>
+      <w:r>
+        <w:rPr>
+          <w:bCs/>
+          <w:sz w:val="26"/>
+        </w:rPr>
+        <w:t xml:space="preserve">  - `</w:t>
+      </w:r>
+      <w:proofErr w:type="spellStart"/>
+      <w:r>
+        <w:rPr>
+          <w:bCs/>
+          <w:sz w:val="26"/>
+        </w:rPr>
+        <w:t>Recommended_ProductType</w:t>
+      </w:r>
+      <w:proofErr w:type="spellEnd"/>
+      <w:r>
+        <w:rPr>
+          <w:bCs/>
+          <w:sz w:val="26"/>
+        </w:rPr>
+        <w:t>`.</w:t>
+      </w:r>
+    </w:p>
+    <w:p>
+      <w:pPr>
+        <w:spacing w:after="0"/>
+        <w:rPr>
+          <w:bCs/>
+          <w:sz w:val="26"/>
+        </w:rPr>
+      </w:pPr>
+      <w:r>
+        <w:rPr>
+          <w:bCs/>
+          <w:sz w:val="26"/>
+        </w:rPr>
+        <w:t xml:space="preserve">  - `</w:t>
+      </w:r>
+      <w:proofErr w:type="spellStart"/>
+      <w:r>
+        <w:rPr>
+          <w:bCs/>
+          <w:sz w:val="26"/>
+        </w:rPr>
+        <w:t>Predicted_Purchase_Date</w:t>
+      </w:r>
+      <w:proofErr w:type="spellEnd"/>
+      <w:r>
+        <w:rPr>
+          <w:bCs/>
+          <w:sz w:val="26"/>
+        </w:rPr>
+        <w:t>` (or `</w:t>
+      </w:r>
+      <w:proofErr w:type="spellStart"/>
+      <w:r>
+        <w:rPr>
+          <w:bCs/>
+          <w:sz w:val="26"/>
+        </w:rPr>
+        <w:t>EventDate</w:t>
+      </w:r>
+      <w:proofErr w:type="spellEnd"/>
+      <w:r>
+        <w:rPr>
+          <w:bCs/>
+          <w:sz w:val="26"/>
+        </w:rPr>
+        <w:t>`).</w:t>
+      </w:r>
+    </w:p>
+    <w:p>
+      <w:pPr>
+        <w:spacing w:after="0"/>
+        <w:rPr>
+          <w:bCs/>
+          <w:sz w:val="26"/>
+        </w:rPr>
+      </w:pPr>
+      <w:r>
+        <w:rPr>
+          <w:bCs/>
+          <w:sz w:val="26"/>
+        </w:rPr>
+        <w:t xml:space="preserve">  - `Recommended_Amount_P50` (as SGD).</w:t>
+      </w:r>
+    </w:p>
+    <w:p>
+      <w:pPr>
+        <w:spacing w:after="0"/>
+        <w:rPr>
+          <w:bCs/>
+          <w:sz w:val="26"/>
+        </w:rPr>
+      </w:pPr>
+      <w:r>
+        <w:rPr>
+          <w:bCs/>
+          <w:sz w:val="26"/>
+        </w:rPr>
+        <w:t xml:space="preserve">  - `Confidence`.</w:t>
+      </w:r>
+    </w:p>
+    <w:p>
+      <w:pPr>
+        <w:spacing w:after="0"/>
+        <w:rPr>
+          <w:bCs/>
+          <w:sz w:val="26"/>
+        </w:rPr>
+      </w:pPr>
+      <w:r>
+        <w:rPr>
+          <w:bCs/>
+          <w:sz w:val="26"/>
+        </w:rPr>
+        <w:t xml:space="preserve">  - `Top_10pct_Buyer` flag (</w:t>
+      </w:r>
+      <w:proofErr w:type="spellStart"/>
+      <w:r>
+        <w:rPr>
+          <w:bCs/>
+          <w:sz w:val="26"/>
+        </w:rPr>
+        <w:t>boolean</w:t>
+      </w:r>
+      <w:proofErr w:type="spellEnd"/>
+      <w:r>
+        <w:rPr>
+          <w:bCs/>
+          <w:sz w:val="26"/>
+        </w:rPr>
+        <w:t>, rendered in green/red).</w:t>
+      </w:r>
+    </w:p>
+    <w:p>
+      <w:pPr>
+        <w:spacing w:after="0"/>
+        <w:rPr>
+          <w:bCs/>
+          <w:sz w:val="26"/>
+        </w:rPr>
+      </w:pPr>
+    </w:p>
+    <w:p>
+      <w:pPr>
+        <w:pStyle w:val="Heading2"/>
+        <w:rPr>
+          <w:b w:val="0"/>
+        </w:rPr>
+      </w:pPr>
+      <w:r>
+        <w:rPr>
+          <w:b w:val="0"/>
+        </w:rPr>
+        <w:t>- First purchase and live market price:</w:t>
+      </w:r>
+    </w:p>
+    <w:p>
+      <w:pPr>
+        <w:spacing w:after="0"/>
+        <w:rPr>
+          <w:bCs/>
+          <w:sz w:val="26"/>
+        </w:rPr>
+      </w:pPr>
+      <w:r>
+        <w:rPr>
+          <w:bCs/>
+          <w:sz w:val="26"/>
+        </w:rPr>
+        <w:t xml:space="preserve">  - From </w:t>
+      </w:r>
+      <w:r>
+        <w:rPr>
+          <w:bCs/>
+          <w:sz w:val="26"/>
+        </w:rPr>
+        <w:t xml:space="preserve">the cleaned data, </w:t>
+      </w:r>
+      <w:r>
+        <w:rPr>
+          <w:bCs/>
+          <w:sz w:val="26"/>
+        </w:rPr>
+        <w:t>identify the first transaction date and product.</w:t>
+      </w:r>
+    </w:p>
+    <w:p>
+      <w:pPr>
+        <w:spacing w:after="0"/>
+        <w:rPr>
+          <w:bCs/>
+          <w:sz w:val="26"/>
+        </w:rPr>
+      </w:pPr>
+      <w:r>
+        <w:rPr>
+          <w:rFonts w:hint="eastAsia"/>
+          <w:bCs/>
+          <w:sz w:val="26"/>
+        </w:rPr>
+        <w:t xml:space="preserve">  - Try to map the product name or code to a Yahoo Finance symbol</w:t>
+      </w:r>
+    </w:p>
+    <w:p>
+      <w:pPr>
+        <w:spacing w:after="0"/>
+        <w:rPr>
+          <w:bCs/>
+          <w:sz w:val="26"/>
+        </w:rPr>
+      </w:pPr>
+      <w:r>
+        <w:rPr>
+          <w:bCs/>
+          <w:sz w:val="26"/>
+        </w:rPr>
+        <w:t xml:space="preserve">  - Fetch latest price via `</w:t>
+      </w:r>
+      <w:proofErr w:type="spellStart"/>
+      <w:r>
+        <w:rPr>
+          <w:bCs/>
+          <w:sz w:val="26"/>
+        </w:rPr>
+        <w:t>yfinance</w:t>
+      </w:r>
+      <w:proofErr w:type="spellEnd"/>
+      <w:r>
+        <w:rPr>
+          <w:bCs/>
+          <w:sz w:val="26"/>
+        </w:rPr>
+        <w:t>` (`</w:t>
+      </w:r>
+      <w:proofErr w:type="spellStart"/>
+      <w:r>
+        <w:rPr>
+          <w:bCs/>
+          <w:sz w:val="26"/>
+        </w:rPr>
+        <w:t>fast_</w:t>
+      </w:r>
+      <w:proofErr w:type="gramStart"/>
+      <w:r>
+        <w:rPr>
+          <w:bCs/>
+          <w:sz w:val="26"/>
+        </w:rPr>
+        <w:t>info.last</w:t>
+      </w:r>
+      <w:proofErr w:type="gramEnd"/>
+      <w:r>
+        <w:rPr>
+          <w:bCs/>
+          <w:sz w:val="26"/>
+        </w:rPr>
+        <w:t>_price</w:t>
+      </w:r>
+      <w:proofErr w:type="spellEnd"/>
+      <w:r>
+        <w:rPr>
+          <w:bCs/>
+          <w:sz w:val="26"/>
+        </w:rPr>
+        <w:t>` or last close).</w:t>
+      </w:r>
+    </w:p>
+    <w:p>
+      <w:pPr>
+        <w:spacing w:after="0"/>
+        <w:rPr>
+          <w:bCs/>
+          <w:sz w:val="26"/>
+        </w:rPr>
+      </w:pPr>
+      <w:r>
+        <w:rPr>
+          <w:bCs/>
+          <w:sz w:val="26"/>
+        </w:rPr>
+        <w:t xml:space="preserve">  - Display first purchase date, product name, and live price.</w:t>
+      </w:r>
+    </w:p>
+    <w:p>
+      <w:pPr>
+        <w:spacing w:after="0"/>
+        <w:rPr>
+          <w:bCs/>
+          <w:sz w:val="26"/>
+        </w:rPr>
+      </w:pPr>
+      <w:r>
+        <w:rPr>
+          <w:bCs/>
+          <w:sz w:val="26"/>
+        </w:rPr>
+        <w:t>---</w:t>
+      </w:r>
+    </w:p>
+    <w:p>
+      <w:pPr>
+        <w:spacing w:after="0"/>
+        <w:rPr>
+          <w:bCs/>
+          <w:sz w:val="26"/>
+        </w:rPr>
+      </w:pPr>
+    </w:p>
+    <w:p>
+      <w:pPr>
+        <w:spacing w:after="0"/>
+        <w:rPr>
+          <w:b/>
+          <w:sz w:val="32"/>
+          <w:szCs w:val="28"/>
+        </w:rPr>
+      </w:pPr>
+      <w:r>
+        <w:rPr>
+          <w:b/>
+          <w:sz w:val="32"/>
+          <w:szCs w:val="28"/>
+        </w:rPr>
+        <w:t>9.</w:t>
+      </w:r>
+      <w:r>
+        <w:rPr>
+          <w:b/>
+          <w:sz w:val="32"/>
+          <w:szCs w:val="28"/>
+        </w:rPr>
+        <w:t xml:space="preserve"> Rule‑Based Natural‑Language Overrides (LLM JSON Parser)</w:t>
+      </w:r>
+    </w:p>
+    <w:p>
+      <w:pPr>
+        <w:pStyle w:val="Heading2"/>
+        <w:rPr>
+          <w:b w:val="0"/>
+        </w:rPr>
+      </w:pPr>
+      <w:r>
+        <w:rPr>
+          <w:b w:val="0"/>
+        </w:rPr>
+        <w:t>E</w:t>
+      </w:r>
+      <w:r>
+        <w:rPr>
+          <w:b w:val="0"/>
+        </w:rPr>
+        <w:t>xpress adjustments in plain language, e.g.:</w:t>
+      </w:r>
+    </w:p>
+    <w:p>
+      <w:pPr>
+        <w:spacing w:after="0"/>
+        <w:rPr>
+          <w:bCs/>
+          <w:sz w:val="26"/>
+        </w:rPr>
+      </w:pPr>
+    </w:p>
+    <w:p>
+      <w:pPr>
+        <w:spacing w:after="0"/>
+        <w:rPr>
+          <w:bCs/>
+          <w:sz w:val="26"/>
+        </w:rPr>
+      </w:pPr>
+      <w:r>
+        <w:rPr>
+          <w:bCs/>
+          <w:sz w:val="26"/>
+        </w:rPr>
+        <w:t>- “Double the recommended amount for client B10 in October.”</w:t>
+      </w:r>
+    </w:p>
+    <w:p>
+      <w:pPr>
+        <w:spacing w:after="0"/>
+        <w:rPr>
+          <w:bCs/>
+          <w:sz w:val="26"/>
+        </w:rPr>
+      </w:pPr>
+      <w:r>
+        <w:rPr>
+          <w:bCs/>
+          <w:sz w:val="26"/>
+        </w:rPr>
+        <w:t>- “Suppress all recommendations for client B75.”</w:t>
+      </w:r>
+    </w:p>
+    <w:p>
+      <w:pPr>
+        <w:spacing w:after="0"/>
+        <w:rPr>
+          <w:bCs/>
+          <w:sz w:val="26"/>
+        </w:rPr>
+      </w:pPr>
+      <w:r>
+        <w:rPr>
+          <w:bCs/>
+          <w:sz w:val="26"/>
+        </w:rPr>
+        <w:t>- “Add a monthly recurring 5,000 SGD DPMS investment for client B20.”</w:t>
+      </w:r>
+    </w:p>
+    <w:p>
+      <w:pPr>
+        <w:spacing w:after="0"/>
+        <w:rPr>
+          <w:bCs/>
+          <w:sz w:val="26"/>
+        </w:rPr>
+      </w:pPr>
+    </w:p>
+    <w:p>
+      <w:pPr>
+        <w:spacing w:after="0"/>
+        <w:rPr>
+          <w:bCs/>
+          <w:sz w:val="26"/>
+        </w:rPr>
+      </w:pPr>
+      <w:r>
+        <w:rPr>
+          <w:bCs/>
+          <w:sz w:val="26"/>
+        </w:rPr>
+        <w:t>Prompting and Models</w:t>
+      </w:r>
+    </w:p>
+    <w:p>
+      <w:pPr>
+        <w:spacing w:after="0"/>
+        <w:rPr>
+          <w:bCs/>
+          <w:sz w:val="26"/>
+        </w:rPr>
+      </w:pPr>
+      <w:r>
+        <w:rPr>
+          <w:bCs/>
+          <w:sz w:val="26"/>
+        </w:rPr>
+        <w:t>- Primary model: Gemini 2.5 Pro (via `</w:t>
+      </w:r>
+      <w:proofErr w:type="spellStart"/>
+      <w:proofErr w:type="gramStart"/>
+      <w:r>
+        <w:rPr>
+          <w:bCs/>
+          <w:sz w:val="26"/>
+        </w:rPr>
+        <w:t>google.generativeai</w:t>
+      </w:r>
+      <w:proofErr w:type="spellEnd"/>
+      <w:proofErr w:type="gramEnd"/>
+      <w:r>
+        <w:rPr>
+          <w:bCs/>
+          <w:sz w:val="26"/>
+        </w:rPr>
+        <w:t>`).</w:t>
+      </w:r>
+    </w:p>
+    <w:p>
+      <w:pPr>
+        <w:spacing w:after="0"/>
+        <w:rPr>
+          <w:bCs/>
+          <w:sz w:val="26"/>
+        </w:rPr>
+      </w:pPr>
+      <w:r>
+        <w:rPr>
+          <w:bCs/>
+          <w:sz w:val="26"/>
+        </w:rPr>
+        <w:t xml:space="preserve">- Fallback model: qwen2.5:7b‑instruct served via </w:t>
+      </w:r>
+      <w:proofErr w:type="spellStart"/>
+      <w:r>
+        <w:rPr>
+          <w:bCs/>
+          <w:sz w:val="26"/>
+        </w:rPr>
+        <w:t>Ollama</w:t>
+      </w:r>
+      <w:proofErr w:type="spellEnd"/>
+      <w:r>
+        <w:rPr>
+          <w:bCs/>
+          <w:sz w:val="26"/>
+        </w:rPr>
+        <w:t>.</w:t>
+      </w:r>
+    </w:p>
+    <w:p>
+      <w:pPr>
+        <w:spacing w:after="0"/>
+        <w:rPr>
+          <w:bCs/>
+          <w:sz w:val="26"/>
+        </w:rPr>
+      </w:pPr>
+    </w:p>
+    <w:p>
+      <w:pPr>
+        <w:spacing w:after="0"/>
+        <w:rPr>
+          <w:bCs/>
+          <w:sz w:val="26"/>
+        </w:rPr>
+      </w:pPr>
+      <w:r>
+        <w:rPr>
+          <w:bCs/>
+          <w:sz w:val="26"/>
+        </w:rPr>
+        <w:t>The system prompt (`SYSTEM_PROMPT`) instructs the model to output JSON only, adhering to a constrained schema:</w:t>
+      </w:r>
+    </w:p>
+    <w:p>
+      <w:pPr>
+        <w:spacing w:after="0"/>
+        <w:rPr>
+          <w:bCs/>
+          <w:sz w:val="26"/>
+        </w:rPr>
+      </w:pPr>
+    </w:p>
+    <w:p>
+      <w:pPr>
+        <w:spacing w:after="0"/>
+        <w:rPr>
+          <w:bCs/>
+          <w:sz w:val="26"/>
+        </w:rPr>
+      </w:pPr>
+      <w:r>
+        <w:rPr>
+          <w:bCs/>
+          <w:sz w:val="26"/>
+        </w:rPr>
+        <w:t>- `</w:t>
+      </w:r>
+      <w:proofErr w:type="spellStart"/>
+      <w:r>
+        <w:rPr>
+          <w:bCs/>
+          <w:sz w:val="26"/>
+        </w:rPr>
+        <w:t>suppress_client</w:t>
+      </w:r>
+      <w:proofErr w:type="spellEnd"/>
+      <w:r>
+        <w:rPr>
+          <w:bCs/>
+          <w:sz w:val="26"/>
+        </w:rPr>
+        <w:t>`</w:t>
+      </w:r>
+    </w:p>
+    <w:p>
+      <w:pPr>
+        <w:spacing w:after="0"/>
+        <w:rPr>
+          <w:bCs/>
+          <w:sz w:val="26"/>
+        </w:rPr>
+      </w:pPr>
+      <w:r>
+        <w:rPr>
+          <w:bCs/>
+          <w:sz w:val="26"/>
+        </w:rPr>
+        <w:t>- `</w:t>
+      </w:r>
+      <w:proofErr w:type="spellStart"/>
+      <w:r>
+        <w:rPr>
+          <w:bCs/>
+          <w:sz w:val="26"/>
+        </w:rPr>
+        <w:t>amount_multiplier</w:t>
+      </w:r>
+      <w:proofErr w:type="spellEnd"/>
+      <w:r>
+        <w:rPr>
+          <w:bCs/>
+          <w:sz w:val="26"/>
+        </w:rPr>
+        <w:t>`</w:t>
+      </w:r>
+    </w:p>
+    <w:p>
+      <w:pPr>
+        <w:spacing w:after="0"/>
+        <w:rPr>
+          <w:bCs/>
+          <w:sz w:val="26"/>
+        </w:rPr>
+      </w:pPr>
+      <w:r>
+        <w:rPr>
+          <w:bCs/>
+          <w:sz w:val="26"/>
+        </w:rPr>
+        <w:t>- `</w:t>
+      </w:r>
+      <w:proofErr w:type="spellStart"/>
+      <w:r>
+        <w:rPr>
+          <w:bCs/>
+          <w:sz w:val="26"/>
+        </w:rPr>
+        <w:t>amount_set</w:t>
+      </w:r>
+      <w:proofErr w:type="spellEnd"/>
+      <w:r>
+        <w:rPr>
+          <w:bCs/>
+          <w:sz w:val="26"/>
+        </w:rPr>
+        <w:t>`</w:t>
+      </w:r>
+    </w:p>
+    <w:p>
+      <w:pPr>
+        <w:spacing w:after="0"/>
+        <w:rPr>
+          <w:bCs/>
+          <w:sz w:val="26"/>
+        </w:rPr>
+      </w:pPr>
+      <w:r>
+        <w:rPr>
+          <w:bCs/>
+          <w:sz w:val="26"/>
+        </w:rPr>
+        <w:t>- `</w:t>
+      </w:r>
+      <w:proofErr w:type="spellStart"/>
+      <w:r>
+        <w:rPr>
+          <w:bCs/>
+          <w:sz w:val="26"/>
+        </w:rPr>
+        <w:t>change_recommendation</w:t>
+      </w:r>
+      <w:proofErr w:type="spellEnd"/>
+      <w:r>
+        <w:rPr>
+          <w:bCs/>
+          <w:sz w:val="26"/>
+        </w:rPr>
+        <w:t>`</w:t>
+      </w:r>
+    </w:p>
+    <w:p>
+      <w:pPr>
+        <w:spacing w:after="0"/>
+        <w:rPr>
+          <w:bCs/>
+          <w:sz w:val="26"/>
+        </w:rPr>
+      </w:pPr>
+      <w:r>
+        <w:rPr>
+          <w:bCs/>
+          <w:sz w:val="26"/>
+        </w:rPr>
+        <w:t>- `</w:t>
+      </w:r>
+      <w:proofErr w:type="spellStart"/>
+      <w:r>
+        <w:rPr>
+          <w:bCs/>
+          <w:sz w:val="26"/>
+        </w:rPr>
+        <w:t>seasonality_inject</w:t>
+      </w:r>
+      <w:proofErr w:type="spellEnd"/>
+      <w:r>
+        <w:rPr>
+          <w:bCs/>
+          <w:sz w:val="26"/>
+        </w:rPr>
+        <w:t>`</w:t>
+      </w:r>
+    </w:p>
+    <w:p>
+      <w:pPr>
+        <w:spacing w:after="0"/>
+        <w:rPr>
+          <w:bCs/>
+          <w:sz w:val="26"/>
+        </w:rPr>
+      </w:pPr>
+      <w:r>
+        <w:rPr>
+          <w:bCs/>
+          <w:sz w:val="26"/>
+        </w:rPr>
+        <w:t>- `</w:t>
+      </w:r>
+      <w:proofErr w:type="spellStart"/>
+      <w:r>
+        <w:rPr>
+          <w:bCs/>
+          <w:sz w:val="26"/>
+        </w:rPr>
+        <w:t>change_frequency</w:t>
+      </w:r>
+      <w:proofErr w:type="spellEnd"/>
+      <w:r>
+        <w:rPr>
+          <w:bCs/>
+          <w:sz w:val="26"/>
+        </w:rPr>
+        <w:t>`</w:t>
+      </w:r>
+    </w:p>
+    <w:p>
+      <w:pPr>
+        <w:spacing w:after="0"/>
+        <w:rPr>
+          <w:bCs/>
+          <w:sz w:val="26"/>
+        </w:rPr>
+      </w:pPr>
+      <w:r>
+        <w:rPr>
+          <w:bCs/>
+          <w:sz w:val="26"/>
+        </w:rPr>
+        <w:t>- `</w:t>
+      </w:r>
+      <w:proofErr w:type="spellStart"/>
+      <w:r>
+        <w:rPr>
+          <w:bCs/>
+          <w:sz w:val="26"/>
+        </w:rPr>
+        <w:t>add_entry</w:t>
+      </w:r>
+      <w:proofErr w:type="spellEnd"/>
+      <w:r>
+        <w:rPr>
+          <w:bCs/>
+          <w:sz w:val="26"/>
+        </w:rPr>
+        <w:t>`</w:t>
+      </w:r>
+    </w:p>
+    <w:p>
+      <w:pPr>
+        <w:spacing w:after="0"/>
+        <w:rPr>
+          <w:bCs/>
+          <w:sz w:val="26"/>
+        </w:rPr>
+      </w:pPr>
+      <w:r>
+        <w:rPr>
+          <w:bCs/>
+          <w:sz w:val="26"/>
+        </w:rPr>
+        <w:t>- `</w:t>
+      </w:r>
+      <w:proofErr w:type="spellStart"/>
+      <w:r>
+        <w:rPr>
+          <w:bCs/>
+          <w:sz w:val="26"/>
+        </w:rPr>
+        <w:t>add_recurring</w:t>
+      </w:r>
+      <w:proofErr w:type="spellEnd"/>
+      <w:r>
+        <w:rPr>
+          <w:bCs/>
+          <w:sz w:val="26"/>
+        </w:rPr>
+        <w:t>`</w:t>
+      </w:r>
+    </w:p>
+    <w:p>
+      <w:pPr>
+        <w:spacing w:after="0"/>
+        <w:rPr>
+          <w:bCs/>
+          <w:sz w:val="26"/>
+        </w:rPr>
+      </w:pPr>
+    </w:p>
+    <w:p>
+      <w:pPr>
+        <w:spacing w:after="0"/>
+        <w:rPr>
+          <w:bCs/>
+          <w:sz w:val="26"/>
+        </w:rPr>
+      </w:pPr>
+      <w:r>
+        <w:rPr>
+          <w:bCs/>
+          <w:sz w:val="26"/>
+        </w:rPr>
+        <w:t>Workflow:</w:t>
+      </w:r>
+    </w:p>
+    <w:p>
+      <w:pPr>
+        <w:spacing w:after="0"/>
+        <w:rPr>
+          <w:bCs/>
+          <w:sz w:val="26"/>
+        </w:rPr>
+      </w:pPr>
+      <w:r>
+        <w:rPr>
+          <w:bCs/>
+          <w:sz w:val="26"/>
+        </w:rPr>
+        <w:t>1. Calls Gemini with the system prompt + instructions.</w:t>
+      </w:r>
+    </w:p>
+    <w:p>
+      <w:pPr>
+        <w:spacing w:after="0"/>
+        <w:rPr>
+          <w:bCs/>
+          <w:sz w:val="26"/>
+        </w:rPr>
+      </w:pPr>
+      <w:r>
+        <w:rPr>
+          <w:bCs/>
+          <w:sz w:val="26"/>
+        </w:rPr>
+        <w:t>2. If parsing succeeds and yields a `rules` array, returns that.</w:t>
+      </w:r>
+    </w:p>
+    <w:p>
+      <w:pPr>
+        <w:spacing w:after="0"/>
+        <w:rPr>
+          <w:bCs/>
+          <w:sz w:val="26"/>
+        </w:rPr>
+      </w:pPr>
+      <w:r>
+        <w:rPr>
+          <w:bCs/>
+          <w:sz w:val="26"/>
+        </w:rPr>
+        <w:t xml:space="preserve">3. Otherwise, falls back to the local </w:t>
+      </w:r>
+      <w:proofErr w:type="spellStart"/>
+      <w:r>
+        <w:rPr>
+          <w:bCs/>
+          <w:sz w:val="26"/>
+        </w:rPr>
+        <w:t>Ollama</w:t>
+      </w:r>
+      <w:proofErr w:type="spellEnd"/>
+      <w:r>
+        <w:rPr>
+          <w:bCs/>
+          <w:sz w:val="26"/>
+        </w:rPr>
+        <w:t xml:space="preserve"> endpoint.</w:t>
+      </w:r>
+    </w:p>
+    <w:p>
+      <w:pPr>
+        <w:spacing w:after="0"/>
+        <w:rPr>
+          <w:bCs/>
+          <w:sz w:val="26"/>
+        </w:rPr>
+      </w:pPr>
+      <w:r>
+        <w:rPr>
+          <w:bCs/>
+          <w:sz w:val="26"/>
+        </w:rPr>
+        <w:lastRenderedPageBreak/>
+        <w:t>4. Final output is validated by [_</w:t>
+      </w:r>
+      <w:proofErr w:type="spellStart"/>
+      <w:r>
+        <w:rPr>
+          <w:bCs/>
+          <w:sz w:val="26"/>
+        </w:rPr>
+        <w:t>validate_actions</w:t>
+      </w:r>
+      <w:proofErr w:type="spellEnd"/>
+      <w:r>
+        <w:rPr>
+          <w:bCs/>
+          <w:sz w:val="26"/>
+        </w:rPr>
+        <w:t xml:space="preserve">] </w:t>
+      </w:r>
+      <w:r>
+        <w:rPr>
+          <w:bCs/>
+          <w:sz w:val="26"/>
+        </w:rPr>
+        <w:t>to keep only supported keys.</w:t>
+      </w:r>
+    </w:p>
+    <w:p>
+      <w:pPr>
+        <w:pStyle w:val="Heading2"/>
+        <w:rPr>
+          <w:b w:val="0"/>
+        </w:rPr>
+      </w:pPr>
+      <w:r>
+        <w:rPr>
+          <w:b w:val="0"/>
+        </w:rPr>
+        <w:t>Core rule types:</w:t>
+      </w:r>
+    </w:p>
+    <w:p>
+      <w:pPr>
+        <w:spacing w:after="0"/>
+        <w:rPr>
+          <w:bCs/>
+          <w:sz w:val="26"/>
+        </w:rPr>
+      </w:pPr>
+    </w:p>
+    <w:p>
+      <w:pPr>
+        <w:spacing w:after="0"/>
+        <w:rPr>
+          <w:bCs/>
+          <w:sz w:val="26"/>
+        </w:rPr>
+      </w:pPr>
+      <w:r>
+        <w:rPr>
+          <w:bCs/>
+          <w:sz w:val="26"/>
+        </w:rPr>
+        <w:t>1. `</w:t>
+      </w:r>
+      <w:proofErr w:type="spellStart"/>
+      <w:r>
+        <w:rPr>
+          <w:bCs/>
+          <w:sz w:val="26"/>
+        </w:rPr>
+        <w:t>suppress_client</w:t>
+      </w:r>
+      <w:proofErr w:type="spellEnd"/>
+      <w:r>
+        <w:rPr>
+          <w:bCs/>
+          <w:sz w:val="26"/>
+        </w:rPr>
+        <w:t xml:space="preserve">`  </w:t>
+      </w:r>
+    </w:p>
+    <w:p>
+      <w:pPr>
+        <w:spacing w:after="0"/>
+        <w:rPr>
+          <w:bCs/>
+          <w:sz w:val="26"/>
+        </w:rPr>
+      </w:pPr>
+      <w:r>
+        <w:rPr>
+          <w:bCs/>
+          <w:sz w:val="26"/>
+        </w:rPr>
+        <w:t xml:space="preserve">   - Removes rows for specified `Client`, optionally restricted to a particular `</w:t>
+      </w:r>
+      <w:proofErr w:type="spellStart"/>
+      <w:r>
+        <w:rPr>
+          <w:bCs/>
+          <w:sz w:val="26"/>
+        </w:rPr>
+        <w:t>EventDate</w:t>
+      </w:r>
+      <w:proofErr w:type="spellEnd"/>
+      <w:r>
+        <w:rPr>
+          <w:bCs/>
+          <w:sz w:val="26"/>
+        </w:rPr>
+        <w:t>`.</w:t>
+      </w:r>
+    </w:p>
+    <w:p>
+      <w:pPr>
+        <w:spacing w:after="0"/>
+        <w:rPr>
+          <w:bCs/>
+          <w:sz w:val="26"/>
+        </w:rPr>
+      </w:pPr>
+    </w:p>
+    <w:p>
+      <w:pPr>
+        <w:spacing w:after="0"/>
+        <w:rPr>
+          <w:bCs/>
+          <w:sz w:val="26"/>
+        </w:rPr>
+      </w:pPr>
+      <w:r>
+        <w:rPr>
+          <w:bCs/>
+          <w:sz w:val="26"/>
+        </w:rPr>
+        <w:t>2. `</w:t>
+      </w:r>
+      <w:proofErr w:type="spellStart"/>
+      <w:r>
+        <w:rPr>
+          <w:bCs/>
+          <w:sz w:val="26"/>
+        </w:rPr>
+        <w:t>amount_multiplier</w:t>
+      </w:r>
+      <w:proofErr w:type="spellEnd"/>
+      <w:r>
+        <w:rPr>
+          <w:bCs/>
+          <w:sz w:val="26"/>
+        </w:rPr>
+        <w:t xml:space="preserve">`  </w:t>
+      </w:r>
+    </w:p>
+    <w:p>
+      <w:pPr>
+        <w:spacing w:after="0"/>
+        <w:rPr>
+          <w:bCs/>
+          <w:sz w:val="26"/>
+        </w:rPr>
+      </w:pPr>
+      <w:r>
+        <w:rPr>
+          <w:bCs/>
+          <w:sz w:val="26"/>
+        </w:rPr>
+        <w:t xml:space="preserve">   - Multiplies `Recommended_Amount_P10/P50/P90` by a factor (default 2.0 if missing) for given clients and optional scopes.</w:t>
+      </w:r>
+    </w:p>
+    <w:p>
+      <w:pPr>
+        <w:spacing w:after="0"/>
+        <w:rPr>
+          <w:bCs/>
+          <w:sz w:val="26"/>
+        </w:rPr>
+      </w:pPr>
+    </w:p>
+    <w:p>
+      <w:pPr>
+        <w:spacing w:after="0"/>
+        <w:rPr>
+          <w:bCs/>
+          <w:sz w:val="26"/>
+        </w:rPr>
+      </w:pPr>
+      <w:r>
+        <w:rPr>
+          <w:bCs/>
+          <w:sz w:val="26"/>
+        </w:rPr>
+        <w:t>3. `</w:t>
+      </w:r>
+      <w:proofErr w:type="spellStart"/>
+      <w:r>
+        <w:rPr>
+          <w:bCs/>
+          <w:sz w:val="26"/>
+        </w:rPr>
+        <w:t>amount_set</w:t>
+      </w:r>
+      <w:proofErr w:type="spellEnd"/>
+      <w:r>
+        <w:rPr>
+          <w:bCs/>
+          <w:sz w:val="26"/>
+        </w:rPr>
+        <w:t xml:space="preserve">`  </w:t>
+      </w:r>
+    </w:p>
+    <w:p>
+      <w:pPr>
+        <w:spacing w:after="0"/>
+        <w:rPr>
+          <w:bCs/>
+          <w:sz w:val="26"/>
+        </w:rPr>
+      </w:pPr>
+    </w:p>
+    <w:p>
+      <w:pPr>
+        <w:spacing w:after="0"/>
+        <w:rPr>
+          <w:bCs/>
+          <w:sz w:val="26"/>
+        </w:rPr>
+      </w:pPr>
+      <w:r>
+        <w:rPr>
+          <w:bCs/>
+          <w:sz w:val="26"/>
+        </w:rPr>
+        <w:t>4. `</w:t>
+      </w:r>
+      <w:proofErr w:type="spellStart"/>
+      <w:r>
+        <w:rPr>
+          <w:bCs/>
+          <w:sz w:val="26"/>
+        </w:rPr>
+        <w:t>change_recommendation</w:t>
+      </w:r>
+      <w:proofErr w:type="spellEnd"/>
+      <w:r>
+        <w:rPr>
+          <w:bCs/>
+          <w:sz w:val="26"/>
+        </w:rPr>
+        <w:t xml:space="preserve">`  </w:t>
+      </w:r>
+    </w:p>
+    <w:p>
+      <w:pPr>
+        <w:spacing w:after="0"/>
+        <w:rPr>
+          <w:bCs/>
+          <w:sz w:val="26"/>
+        </w:rPr>
+      </w:pPr>
+      <w:r>
+        <w:rPr>
+          <w:bCs/>
+          <w:sz w:val="26"/>
+        </w:rPr>
+        <w:t xml:space="preserve">   - Changes `</w:t>
+      </w:r>
+      <w:proofErr w:type="spellStart"/>
+      <w:r>
+        <w:rPr>
+          <w:bCs/>
+          <w:sz w:val="26"/>
+        </w:rPr>
+        <w:t>Recommended_ProductType</w:t>
+      </w:r>
+      <w:proofErr w:type="spellEnd"/>
+      <w:r>
+        <w:rPr>
+          <w:bCs/>
+          <w:sz w:val="26"/>
+        </w:rPr>
+        <w:t>` for given clients/scopes.</w:t>
+      </w:r>
+    </w:p>
+    <w:p>
+      <w:pPr>
+        <w:spacing w:after="0"/>
+        <w:rPr>
+          <w:bCs/>
+          <w:sz w:val="26"/>
+        </w:rPr>
+      </w:pPr>
+    </w:p>
+    <w:p>
+      <w:pPr>
+        <w:spacing w:after="0"/>
+        <w:rPr>
+          <w:bCs/>
+          <w:sz w:val="26"/>
+        </w:rPr>
+      </w:pPr>
+      <w:r>
+        <w:rPr>
+          <w:bCs/>
+          <w:sz w:val="26"/>
+        </w:rPr>
+        <w:t>5. `</w:t>
+      </w:r>
+      <w:proofErr w:type="spellStart"/>
+      <w:r>
+        <w:rPr>
+          <w:bCs/>
+          <w:sz w:val="26"/>
+        </w:rPr>
+        <w:t>change_frequency</w:t>
+      </w:r>
+      <w:proofErr w:type="spellEnd"/>
+      <w:r>
+        <w:rPr>
+          <w:bCs/>
+          <w:sz w:val="26"/>
+        </w:rPr>
+        <w:t xml:space="preserve">`  </w:t>
+      </w:r>
+    </w:p>
+    <w:p>
+      <w:pPr>
+        <w:spacing w:after="0"/>
+        <w:rPr>
+          <w:bCs/>
+          <w:sz w:val="26"/>
+        </w:rPr>
+      </w:pPr>
+      <w:r>
+        <w:rPr>
+          <w:bCs/>
+          <w:sz w:val="26"/>
+        </w:rPr>
+        <w:t xml:space="preserve">   - Adds a limited number (up to 3) of future events for a client based on the existing pattern and desired frequency (`daily`, `weekly`, `biweekly`, `monthly`, `quarterly`).</w:t>
+      </w:r>
+    </w:p>
+    <w:p>
+      <w:pPr>
+        <w:spacing w:after="0"/>
+        <w:rPr>
+          <w:bCs/>
+          <w:sz w:val="26"/>
+        </w:rPr>
+      </w:pPr>
+    </w:p>
+    <w:p>
+      <w:pPr>
+        <w:spacing w:after="0"/>
+        <w:rPr>
+          <w:bCs/>
+          <w:sz w:val="26"/>
+        </w:rPr>
+      </w:pPr>
+      <w:r>
+        <w:rPr>
+          <w:bCs/>
+          <w:sz w:val="26"/>
+        </w:rPr>
+        <w:t>6. `</w:t>
+      </w:r>
+      <w:proofErr w:type="spellStart"/>
+      <w:r>
+        <w:rPr>
+          <w:bCs/>
+          <w:sz w:val="26"/>
+        </w:rPr>
+        <w:t>seasonality_inject</w:t>
+      </w:r>
+      <w:proofErr w:type="spellEnd"/>
+      <w:r>
+        <w:rPr>
+          <w:bCs/>
+          <w:sz w:val="26"/>
+        </w:rPr>
+        <w:t xml:space="preserve">`  </w:t>
+      </w:r>
+    </w:p>
+    <w:p>
+      <w:pPr>
+        <w:spacing w:after="0"/>
+        <w:rPr>
+          <w:bCs/>
+          <w:sz w:val="26"/>
+        </w:rPr>
+      </w:pPr>
+      <w:r>
+        <w:rPr>
+          <w:bCs/>
+          <w:sz w:val="26"/>
+        </w:rPr>
+        <w:t xml:space="preserve">   - Injects recurring monthly events on a specific day of month `</w:t>
+      </w:r>
+      <w:proofErr w:type="spellStart"/>
+      <w:r>
+        <w:rPr>
+          <w:bCs/>
+          <w:sz w:val="26"/>
+        </w:rPr>
+        <w:t>dom</w:t>
+      </w:r>
+      <w:proofErr w:type="spellEnd"/>
+      <w:r>
+        <w:rPr>
+          <w:bCs/>
+          <w:sz w:val="26"/>
+        </w:rPr>
+        <w:t xml:space="preserve">`, for a date range </w:t>
+      </w:r>
+      <w:proofErr w:type="gramStart"/>
+      <w:r>
+        <w:rPr>
+          <w:bCs/>
+          <w:sz w:val="26"/>
+        </w:rPr>
+        <w:t>`[</w:t>
+      </w:r>
+      <w:proofErr w:type="spellStart"/>
+      <w:proofErr w:type="gramEnd"/>
+      <w:r>
+        <w:rPr>
+          <w:bCs/>
+          <w:sz w:val="26"/>
+        </w:rPr>
+        <w:t>effective_from</w:t>
+      </w:r>
+      <w:proofErr w:type="spellEnd"/>
+      <w:r>
+        <w:rPr>
+          <w:bCs/>
+          <w:sz w:val="26"/>
+        </w:rPr>
+        <w:t xml:space="preserve">, </w:t>
+      </w:r>
+      <w:proofErr w:type="spellStart"/>
+      <w:r>
+        <w:rPr>
+          <w:bCs/>
+          <w:sz w:val="26"/>
+        </w:rPr>
+        <w:t>effective_to</w:t>
+      </w:r>
+      <w:proofErr w:type="spellEnd"/>
+      <w:r>
+        <w:rPr>
+          <w:bCs/>
+          <w:sz w:val="26"/>
+        </w:rPr>
+        <w:t>]`. Amounts are either matched to last or specified.</w:t>
+      </w:r>
+    </w:p>
+    <w:p>
+      <w:pPr>
+        <w:spacing w:after="0"/>
+        <w:rPr>
+          <w:bCs/>
+          <w:sz w:val="26"/>
+        </w:rPr>
+      </w:pPr>
+    </w:p>
+    <w:p>
+      <w:pPr>
+        <w:spacing w:after="0"/>
+        <w:rPr>
+          <w:bCs/>
+          <w:sz w:val="26"/>
+        </w:rPr>
+      </w:pPr>
+      <w:r>
+        <w:rPr>
+          <w:bCs/>
+          <w:sz w:val="26"/>
+        </w:rPr>
+        <w:t>7. `</w:t>
+      </w:r>
+      <w:proofErr w:type="spellStart"/>
+      <w:r>
+        <w:rPr>
+          <w:bCs/>
+          <w:sz w:val="26"/>
+        </w:rPr>
+        <w:t>add_entry</w:t>
+      </w:r>
+      <w:proofErr w:type="spellEnd"/>
+      <w:r>
+        <w:rPr>
+          <w:bCs/>
+          <w:sz w:val="26"/>
+        </w:rPr>
+        <w:t xml:space="preserve">`  </w:t>
+      </w:r>
+    </w:p>
+    <w:p>
+      <w:pPr>
+        <w:spacing w:after="0"/>
+        <w:rPr>
+          <w:bCs/>
+          <w:sz w:val="26"/>
+        </w:rPr>
+      </w:pPr>
+      <w:r>
+        <w:rPr>
+          <w:bCs/>
+          <w:sz w:val="26"/>
+        </w:rPr>
+        <w:t xml:space="preserve">   - Adds a single explicit event on `date` with specified product type and amount quantiles.</w:t>
+      </w:r>
+    </w:p>
+    <w:p>
+      <w:pPr>
+        <w:spacing w:after="0"/>
+        <w:rPr>
+          <w:bCs/>
+          <w:sz w:val="26"/>
+        </w:rPr>
+      </w:pPr>
+    </w:p>
+    <w:p>
+      <w:pPr>
+        <w:spacing w:after="0"/>
+        <w:rPr>
+          <w:bCs/>
+          <w:sz w:val="26"/>
+        </w:rPr>
+      </w:pPr>
+      <w:r>
+        <w:rPr>
+          <w:bCs/>
+          <w:sz w:val="26"/>
+        </w:rPr>
+        <w:t>8. `</w:t>
+      </w:r>
+      <w:proofErr w:type="spellStart"/>
+      <w:r>
+        <w:rPr>
+          <w:bCs/>
+          <w:sz w:val="26"/>
+        </w:rPr>
+        <w:t>add_recurring</w:t>
+      </w:r>
+      <w:proofErr w:type="spellEnd"/>
+      <w:r>
+        <w:rPr>
+          <w:bCs/>
+          <w:sz w:val="26"/>
+        </w:rPr>
+        <w:t xml:space="preserve">`  </w:t>
+      </w:r>
+    </w:p>
+    <w:p>
+      <w:pPr>
+        <w:spacing w:after="0"/>
+        <w:rPr>
+          <w:bCs/>
+          <w:sz w:val="26"/>
+        </w:rPr>
+      </w:pPr>
+      <w:r>
+        <w:rPr>
+          <w:bCs/>
+          <w:sz w:val="26"/>
+        </w:rPr>
+        <w:t xml:space="preserve">   - Adds recurring events across a range with `frequency` (`daily`, `weekly`, `monthly`), optional `</w:t>
+      </w:r>
+      <w:proofErr w:type="spellStart"/>
+      <w:r>
+        <w:rPr>
+          <w:bCs/>
+          <w:sz w:val="26"/>
+        </w:rPr>
+        <w:t>day_of_week</w:t>
+      </w:r>
+      <w:proofErr w:type="spellEnd"/>
+      <w:r>
+        <w:rPr>
+          <w:bCs/>
+          <w:sz w:val="26"/>
+        </w:rPr>
+        <w:t>` or `</w:t>
+      </w:r>
+      <w:proofErr w:type="spellStart"/>
+      <w:r>
+        <w:rPr>
+          <w:bCs/>
+          <w:sz w:val="26"/>
+        </w:rPr>
+        <w:t>day_of_month</w:t>
+      </w:r>
+      <w:proofErr w:type="spellEnd"/>
+      <w:r>
+        <w:rPr>
+          <w:bCs/>
+          <w:sz w:val="26"/>
+        </w:rPr>
+        <w:t>`.</w:t>
+      </w:r>
+    </w:p>
+    <w:p>
+      <w:pPr>
+        <w:spacing w:after="0"/>
+        <w:rPr>
+          <w:bCs/>
+          <w:sz w:val="26"/>
+        </w:rPr>
+      </w:pPr>
+    </w:p>
+    <w:p>
+      <w:pPr>
+        <w:pStyle w:val="Heading2"/>
+        <w:rPr>
+          <w:b w:val="0"/>
+        </w:rPr>
+      </w:pPr>
+      <w:r>
+        <w:rPr>
+          <w:b w:val="0"/>
+        </w:rPr>
+        <w:t>Each rule type:</w:t>
+      </w:r>
+    </w:p>
+    <w:p>
+      <w:pPr>
+        <w:spacing w:after="0"/>
+        <w:rPr>
+          <w:bCs/>
+          <w:sz w:val="26"/>
+        </w:rPr>
+      </w:pPr>
+    </w:p>
+    <w:p>
+      <w:pPr>
+        <w:pStyle w:val="Heading2"/>
+        <w:rPr>
+          <w:b w:val="0"/>
+        </w:rPr>
+      </w:pPr>
+      <w:r>
+        <w:rPr>
+          <w:b w:val="0"/>
+        </w:rPr>
+        <w:lastRenderedPageBreak/>
+        <w:t>- Maintains provenance flags:</w:t>
+      </w:r>
+    </w:p>
+    <w:p>
+      <w:pPr>
+        <w:spacing w:after="0"/>
+        <w:rPr>
+          <w:bCs/>
+          <w:sz w:val="26"/>
+        </w:rPr>
+      </w:pPr>
+      <w:r>
+        <w:rPr>
+          <w:bCs/>
+          <w:sz w:val="26"/>
+        </w:rPr>
+        <w:t xml:space="preserve">  - `</w:t>
+      </w:r>
+      <w:proofErr w:type="spellStart"/>
+      <w:r>
+        <w:rPr>
+          <w:bCs/>
+          <w:sz w:val="26"/>
+        </w:rPr>
+        <w:t>IsGenerated</w:t>
+      </w:r>
+      <w:proofErr w:type="spellEnd"/>
+      <w:r>
+        <w:rPr>
+          <w:bCs/>
+          <w:sz w:val="26"/>
+        </w:rPr>
+        <w:t>`, `</w:t>
+      </w:r>
+      <w:proofErr w:type="spellStart"/>
+      <w:r>
+        <w:rPr>
+          <w:bCs/>
+          <w:sz w:val="26"/>
+        </w:rPr>
+        <w:t>IsSeasonal</w:t>
+      </w:r>
+      <w:proofErr w:type="spellEnd"/>
+      <w:r>
+        <w:rPr>
+          <w:bCs/>
+          <w:sz w:val="26"/>
+        </w:rPr>
+        <w:t>`, `</w:t>
+      </w:r>
+      <w:proofErr w:type="spellStart"/>
+      <w:r>
+        <w:rPr>
+          <w:bCs/>
+          <w:sz w:val="26"/>
+        </w:rPr>
+        <w:t>GenerationRule</w:t>
+      </w:r>
+      <w:proofErr w:type="spellEnd"/>
+      <w:r>
+        <w:rPr>
+          <w:bCs/>
+          <w:sz w:val="26"/>
+        </w:rPr>
+        <w:t>`, `</w:t>
+      </w:r>
+      <w:proofErr w:type="spellStart"/>
+      <w:r>
+        <w:rPr>
+          <w:bCs/>
+          <w:sz w:val="26"/>
+        </w:rPr>
+        <w:t>RuleReason</w:t>
+      </w:r>
+      <w:proofErr w:type="spellEnd"/>
+      <w:r>
+        <w:rPr>
+          <w:bCs/>
+          <w:sz w:val="26"/>
+        </w:rPr>
+        <w:t>`.</w:t>
+      </w:r>
+    </w:p>
+    <w:p>
+      <w:pPr>
+        <w:spacing w:after="0"/>
+        <w:rPr>
+          <w:bCs/>
+          <w:sz w:val="26"/>
+        </w:rPr>
+      </w:pPr>
+      <w:r>
+        <w:rPr>
+          <w:bCs/>
+          <w:sz w:val="26"/>
+        </w:rPr>
+        <w:t>- Tracks summary counts: `removed`, `modified`, `added`.</w:t>
+      </w:r>
+    </w:p>
+    <w:p>
+      <w:pPr>
+        <w:spacing w:after="0"/>
+        <w:rPr>
+          <w:bCs/>
+          <w:sz w:val="26"/>
+        </w:rPr>
+      </w:pPr>
+    </w:p>
+    <w:p>
+      <w:pPr>
+        <w:spacing w:after="0"/>
+        <w:rPr>
+          <w:bCs/>
+          <w:sz w:val="26"/>
+        </w:rPr>
+      </w:pPr>
+      <w:r>
+        <w:rPr>
+          <w:bCs/>
+          <w:sz w:val="26"/>
+        </w:rPr>
+        <w:t>[</w:t>
+      </w:r>
+      <w:proofErr w:type="spellStart"/>
+      <w:r>
+        <w:rPr>
+          <w:bCs/>
+          <w:sz w:val="26"/>
+        </w:rPr>
+        <w:t>apply_actions</w:t>
+      </w:r>
+      <w:proofErr w:type="spellEnd"/>
+      <w:r>
+        <w:rPr>
+          <w:bCs/>
+          <w:sz w:val="26"/>
+        </w:rPr>
+        <w:t xml:space="preserve">] </w:t>
+      </w:r>
+      <w:r>
+        <w:rPr>
+          <w:bCs/>
+          <w:sz w:val="26"/>
+        </w:rPr>
+        <w:t xml:space="preserve">returns a new </w:t>
+      </w:r>
+      <w:proofErr w:type="spellStart"/>
+      <w:r>
+        <w:rPr>
+          <w:bCs/>
+          <w:sz w:val="26"/>
+        </w:rPr>
+        <w:t>DataFrame</w:t>
+      </w:r>
+      <w:proofErr w:type="spellEnd"/>
+      <w:r>
+        <w:rPr>
+          <w:bCs/>
+          <w:sz w:val="26"/>
+        </w:rPr>
+        <w:t xml:space="preserve"> and a summary object used by the UI.</w:t>
+      </w:r>
+    </w:p>
+    <w:p>
+      <w:pPr>
+        <w:spacing w:after="0"/>
+        <w:rPr>
+          <w:bCs/>
+          <w:sz w:val="26"/>
+        </w:rPr>
+      </w:pPr>
+    </w:p>
+    <w:p>
+      <w:pPr>
+        <w:spacing w:after="0"/>
+        <w:rPr>
+          <w:bCs/>
+          <w:sz w:val="26"/>
+        </w:rPr>
+      </w:pPr>
+      <w:r>
+        <w:rPr>
+          <w:bCs/>
+          <w:sz w:val="26"/>
+        </w:rPr>
+        <w:t>[</w:t>
+      </w:r>
+      <w:proofErr w:type="spellStart"/>
+      <w:r>
+        <w:rPr>
+          <w:bCs/>
+          <w:sz w:val="26"/>
+        </w:rPr>
+        <w:t>commit_to_excel</w:t>
+      </w:r>
+      <w:proofErr w:type="spellEnd"/>
+      <w:r>
+        <w:rPr>
+          <w:bCs/>
+          <w:sz w:val="26"/>
+        </w:rPr>
+        <w:t xml:space="preserve">] Adds the </w:t>
+      </w:r>
+      <w:proofErr w:type="gramStart"/>
+      <w:r>
+        <w:rPr>
+          <w:bCs/>
+          <w:sz w:val="26"/>
+        </w:rPr>
+        <w:t>new  changes</w:t>
+      </w:r>
+      <w:proofErr w:type="gramEnd"/>
+      <w:r>
+        <w:rPr>
+          <w:bCs/>
+          <w:sz w:val="26"/>
+        </w:rPr>
+        <w:t xml:space="preserve"> to the excel file</w:t>
+      </w:r>
+    </w:p>
+    <w:p>
+      <w:pPr>
+        <w:spacing w:after="0"/>
+        <w:rPr>
+          <w:bCs/>
+          <w:sz w:val="26"/>
+        </w:rPr>
+      </w:pPr>
+      <w:r>
+        <w:rPr>
+          <w:bCs/>
+          <w:sz w:val="26"/>
+        </w:rPr>
+        <w:t xml:space="preserve">- Optionally backs up the existing </w:t>
+      </w:r>
+    </w:p>
+    <w:p>
+      <w:pPr>
+        <w:spacing w:after="0"/>
+        <w:rPr>
+          <w:bCs/>
+          <w:sz w:val="26"/>
+        </w:rPr>
+      </w:pPr>
+      <w:r>
+        <w:rPr>
+          <w:bCs/>
+          <w:sz w:val="26"/>
+        </w:rPr>
+        <w:t xml:space="preserve">- Writes the updated </w:t>
+      </w:r>
+      <w:proofErr w:type="spellStart"/>
+      <w:r>
+        <w:rPr>
+          <w:bCs/>
+          <w:sz w:val="26"/>
+        </w:rPr>
+        <w:t>DataFrame</w:t>
+      </w:r>
+      <w:proofErr w:type="spellEnd"/>
+      <w:r>
+        <w:rPr>
+          <w:bCs/>
+          <w:sz w:val="26"/>
+        </w:rPr>
+        <w:t xml:space="preserve"> back to Excel.</w:t>
+      </w:r>
+    </w:p>
+    <w:p>
+      <w:pPr>
+        <w:spacing w:after="0"/>
+        <w:rPr>
+          <w:bCs/>
+          <w:sz w:val="26"/>
+        </w:rPr>
+      </w:pPr>
+    </w:p>
+    <w:p>
+      <w:pPr>
+        <w:spacing w:after="0"/>
+        <w:rPr>
+          <w:b/>
+          <w:sz w:val="26"/>
+        </w:rPr>
+      </w:pPr>
+      <w:r>
+        <w:rPr>
+          <w:b/>
+          <w:sz w:val="32"/>
+          <w:szCs w:val="28"/>
+        </w:rPr>
+        <w:t>10.</w:t>
+      </w:r>
+      <w:r>
+        <w:rPr>
+          <w:b/>
+          <w:sz w:val="32"/>
+          <w:szCs w:val="28"/>
+        </w:rPr>
+        <w:t xml:space="preserve"> LLM‑Generated Client Plans and Market Outlooks</w:t>
+      </w:r>
+    </w:p>
+    <w:p>
+      <w:pPr>
+        <w:spacing w:after="0"/>
+        <w:rPr>
+          <w:bCs/>
+          <w:sz w:val="26"/>
+        </w:rPr>
+      </w:pPr>
+      <w:r>
+        <w:rPr>
+          <w:bCs/>
+          <w:sz w:val="26"/>
+        </w:rPr>
+        <w:t>Client‑Specific Future Investment Plan</w:t>
+      </w:r>
+    </w:p>
+    <w:p>
+      <w:pPr>
+        <w:spacing w:after="0"/>
+        <w:rPr>
+          <w:bCs/>
+          <w:sz w:val="26"/>
+        </w:rPr>
+      </w:pPr>
+      <w:r>
+        <w:rPr>
+          <w:bCs/>
+          <w:sz w:val="26"/>
+        </w:rPr>
+        <w:t>constructs detailed prompts to generate:</w:t>
+      </w:r>
+    </w:p>
+    <w:p>
+      <w:pPr>
+        <w:spacing w:after="0"/>
+        <w:rPr>
+          <w:bCs/>
+          <w:sz w:val="26"/>
+        </w:rPr>
+      </w:pPr>
+    </w:p>
+    <w:p>
+      <w:pPr>
+        <w:spacing w:after="0"/>
+        <w:rPr>
+          <w:bCs/>
+          <w:sz w:val="26"/>
+        </w:rPr>
+      </w:pPr>
+      <w:r>
+        <w:rPr>
+          <w:bCs/>
+          <w:sz w:val="26"/>
+        </w:rPr>
+        <w:t>- Section 1: Advisor‑facing bullet summary.</w:t>
+      </w:r>
+    </w:p>
+    <w:p>
+      <w:pPr>
+        <w:spacing w:after="0"/>
+        <w:rPr>
+          <w:bCs/>
+          <w:sz w:val="26"/>
+        </w:rPr>
+      </w:pPr>
+      <w:r>
+        <w:rPr>
+          <w:bCs/>
+          <w:sz w:val="26"/>
+        </w:rPr>
+        <w:t>- Section 2: Client‑facing narrative.</w:t>
+      </w:r>
+    </w:p>
+    <w:p>
+      <w:pPr>
+        <w:pStyle w:val="Heading2"/>
+        <w:rPr>
+          <w:b w:val="0"/>
+        </w:rPr>
+      </w:pPr>
+      <w:r>
+        <w:rPr>
+          <w:b w:val="0"/>
+        </w:rPr>
+        <w:t>The context includes:</w:t>
+      </w:r>
+    </w:p>
+    <w:p>
+      <w:pPr>
+        <w:spacing w:after="0"/>
+        <w:rPr>
+          <w:bCs/>
+          <w:sz w:val="26"/>
+        </w:rPr>
+      </w:pPr>
+    </w:p>
+    <w:p>
+      <w:pPr>
+        <w:spacing w:after="0"/>
+        <w:rPr>
+          <w:bCs/>
+          <w:sz w:val="26"/>
+        </w:rPr>
+      </w:pPr>
+      <w:r>
+        <w:rPr>
+          <w:bCs/>
+          <w:sz w:val="26"/>
+        </w:rPr>
+        <w:t>- Client name (`Client`).</w:t>
+      </w:r>
+    </w:p>
+    <w:p>
+      <w:pPr>
+        <w:spacing w:after="0"/>
+        <w:rPr>
+          <w:bCs/>
+          <w:sz w:val="26"/>
+        </w:rPr>
+      </w:pPr>
+      <w:r>
+        <w:rPr>
+          <w:bCs/>
+          <w:sz w:val="26"/>
+        </w:rPr>
+        <w:t xml:space="preserve">- </w:t>
+      </w:r>
+      <w:proofErr w:type="spellStart"/>
+      <w:r>
+        <w:rPr>
+          <w:bCs/>
+          <w:sz w:val="26"/>
+        </w:rPr>
+        <w:t>Behavioural</w:t>
+      </w:r>
+      <w:proofErr w:type="spellEnd"/>
+      <w:r>
+        <w:rPr>
+          <w:bCs/>
+          <w:sz w:val="26"/>
+        </w:rPr>
+        <w:t xml:space="preserve"> cluster (</w:t>
+      </w:r>
+      <w:proofErr w:type="gramStart"/>
+      <w:r>
+        <w:rPr>
+          <w:bCs/>
+          <w:sz w:val="26"/>
+        </w:rPr>
+        <w:t>e.g.</w:t>
+      </w:r>
+      <w:proofErr w:type="gramEnd"/>
+      <w:r>
+        <w:rPr>
+          <w:bCs/>
+          <w:sz w:val="26"/>
+        </w:rPr>
+        <w:t xml:space="preserve"> “Passive Long‑Term Investor”).</w:t>
+      </w:r>
+    </w:p>
+    <w:p>
+      <w:pPr>
+        <w:spacing w:after="0"/>
+        <w:rPr>
+          <w:bCs/>
+          <w:sz w:val="26"/>
+        </w:rPr>
+      </w:pPr>
+      <w:r>
+        <w:rPr>
+          <w:bCs/>
+          <w:sz w:val="26"/>
+        </w:rPr>
+        <w:t>- List of historical transactions (`product`, `amount`).</w:t>
+      </w:r>
+    </w:p>
+    <w:p>
+      <w:pPr>
+        <w:pStyle w:val="Heading2"/>
+        <w:rPr>
+          <w:b w:val="0"/>
+        </w:rPr>
+      </w:pPr>
+      <w:r>
+        <w:rPr>
+          <w:b w:val="0"/>
+        </w:rPr>
+        <w:t>- Model recommendation summary:</w:t>
+      </w:r>
+    </w:p>
+    <w:p>
+      <w:pPr>
+        <w:spacing w:after="0"/>
+        <w:rPr>
+          <w:bCs/>
+          <w:sz w:val="26"/>
+        </w:rPr>
+      </w:pPr>
+      <w:r>
+        <w:rPr>
+          <w:bCs/>
+          <w:sz w:val="26"/>
+        </w:rPr>
+        <w:t xml:space="preserve">  - `</w:t>
+      </w:r>
+      <w:proofErr w:type="spellStart"/>
+      <w:r>
+        <w:rPr>
+          <w:bCs/>
+          <w:sz w:val="26"/>
+        </w:rPr>
+        <w:t>Recommended_ProductType</w:t>
+      </w:r>
+      <w:proofErr w:type="spellEnd"/>
+      <w:r>
+        <w:rPr>
+          <w:bCs/>
+          <w:sz w:val="26"/>
+        </w:rPr>
+        <w:t>`</w:t>
+      </w:r>
+    </w:p>
+    <w:p>
+      <w:pPr>
+        <w:spacing w:after="0"/>
+        <w:rPr>
+          <w:bCs/>
+          <w:sz w:val="26"/>
+        </w:rPr>
+      </w:pPr>
+      <w:r>
+        <w:rPr>
+          <w:bCs/>
+          <w:sz w:val="26"/>
+        </w:rPr>
+        <w:t xml:space="preserve">  - `</w:t>
+      </w:r>
+      <w:proofErr w:type="spellStart"/>
+      <w:r>
+        <w:rPr>
+          <w:bCs/>
+          <w:sz w:val="26"/>
+        </w:rPr>
+        <w:t>Predicted_Amount_SGD</w:t>
+      </w:r>
+      <w:proofErr w:type="spellEnd"/>
+      <w:r>
+        <w:rPr>
+          <w:bCs/>
+          <w:sz w:val="26"/>
+        </w:rPr>
+        <w:t>` or `Recommended_Amount_P50`</w:t>
+      </w:r>
+    </w:p>
+    <w:p>
+      <w:pPr>
+        <w:spacing w:after="0"/>
+        <w:rPr>
+          <w:bCs/>
+          <w:sz w:val="26"/>
+        </w:rPr>
+      </w:pPr>
+      <w:r>
+        <w:rPr>
+          <w:bCs/>
+          <w:sz w:val="26"/>
+        </w:rPr>
+        <w:t xml:space="preserve">  - `Confidence`</w:t>
+      </w:r>
+    </w:p>
+    <w:p>
+      <w:pPr>
+        <w:spacing w:after="0"/>
+        <w:rPr>
+          <w:bCs/>
+          <w:sz w:val="26"/>
+        </w:rPr>
+      </w:pPr>
+      <w:r>
+        <w:rPr>
+          <w:bCs/>
+          <w:sz w:val="26"/>
+        </w:rPr>
+        <w:t xml:space="preserve">  - `</w:t>
+      </w:r>
+      <w:proofErr w:type="spellStart"/>
+      <w:r>
+        <w:rPr>
+          <w:bCs/>
+          <w:sz w:val="26"/>
+        </w:rPr>
+        <w:t>First_Investment_Date</w:t>
+      </w:r>
+      <w:proofErr w:type="spellEnd"/>
+      <w:r>
+        <w:rPr>
+          <w:bCs/>
+          <w:sz w:val="26"/>
+        </w:rPr>
+        <w:t>`</w:t>
+      </w:r>
+    </w:p>
+    <w:p>
+      <w:pPr>
+        <w:spacing w:after="0"/>
+        <w:rPr>
+          <w:bCs/>
+          <w:sz w:val="26"/>
+        </w:rPr>
+      </w:pPr>
+      <w:r>
+        <w:rPr>
+          <w:bCs/>
+          <w:sz w:val="26"/>
+        </w:rPr>
+        <w:t xml:space="preserve">  - `</w:t>
+      </w:r>
+      <w:proofErr w:type="spellStart"/>
+      <w:r>
+        <w:rPr>
+          <w:bCs/>
+          <w:sz w:val="26"/>
+        </w:rPr>
+        <w:t>Total_Invested_SGD</w:t>
+      </w:r>
+      <w:proofErr w:type="spellEnd"/>
+      <w:r>
+        <w:rPr>
+          <w:bCs/>
+          <w:sz w:val="26"/>
+        </w:rPr>
+        <w:t>`</w:t>
+      </w:r>
+    </w:p>
+    <w:p>
+      <w:pPr>
+        <w:spacing w:after="0"/>
+        <w:rPr>
+          <w:bCs/>
+          <w:sz w:val="26"/>
+        </w:rPr>
+      </w:pPr>
+      <w:r>
+        <w:rPr>
+          <w:bCs/>
+          <w:sz w:val="26"/>
+        </w:rPr>
+        <w:t>- Universe of available product types (from historical &amp; static list).</w:t>
+      </w:r>
+    </w:p>
+    <w:p>
+      <w:pPr>
+        <w:spacing w:after="0"/>
+        <w:rPr>
+          <w:bCs/>
+          <w:sz w:val="26"/>
+        </w:rPr>
+      </w:pPr>
+      <w:r>
+        <w:rPr>
+          <w:bCs/>
+          <w:sz w:val="26"/>
+        </w:rPr>
+        <w:t>- A `</w:t>
+      </w:r>
+      <w:proofErr w:type="spellStart"/>
+      <w:r>
+        <w:rPr>
+          <w:bCs/>
+          <w:sz w:val="26"/>
+        </w:rPr>
+        <w:t>simple_language</w:t>
+      </w:r>
+      <w:proofErr w:type="spellEnd"/>
+      <w:r>
+        <w:rPr>
+          <w:bCs/>
+          <w:sz w:val="26"/>
+        </w:rPr>
+        <w:t>` flag (true for non‑top‑10% buyers).</w:t>
+      </w:r>
+    </w:p>
+    <w:p>
+      <w:pPr>
+        <w:spacing w:after="0"/>
+        <w:rPr>
+          <w:bCs/>
+          <w:sz w:val="26"/>
+        </w:rPr>
+      </w:pPr>
+    </w:p>
+    <w:p>
+      <w:pPr>
+        <w:pStyle w:val="Heading2"/>
+        <w:rPr>
+          <w:b w:val="0"/>
+        </w:rPr>
+      </w:pPr>
+      <w:r>
+        <w:rPr>
+          <w:b w:val="0"/>
+        </w:rPr>
+        <w:t>The prompt enforces:</w:t>
+      </w:r>
+    </w:p>
+    <w:p>
+      <w:pPr>
+        <w:spacing w:after="0"/>
+        <w:rPr>
+          <w:bCs/>
+          <w:sz w:val="26"/>
+        </w:rPr>
+      </w:pPr>
+    </w:p>
+    <w:p>
+      <w:pPr>
+        <w:spacing w:after="0"/>
+        <w:rPr>
+          <w:bCs/>
+          <w:sz w:val="26"/>
+        </w:rPr>
+      </w:pPr>
+      <w:r>
+        <w:rPr>
+          <w:bCs/>
+          <w:sz w:val="26"/>
+        </w:rPr>
+        <w:t>- Conservative Singapore‑</w:t>
+      </w:r>
+      <w:r>
+        <w:rPr>
+          <w:bCs/>
+          <w:sz w:val="26"/>
+        </w:rPr>
+        <w:t>advisor rule guardrails</w:t>
+      </w:r>
+      <w:r>
+        <w:rPr>
+          <w:bCs/>
+          <w:sz w:val="26"/>
+        </w:rPr>
+        <w:t>.</w:t>
+      </w:r>
+    </w:p>
+    <w:p>
+      <w:pPr>
+        <w:spacing w:after="0"/>
+        <w:rPr>
+          <w:bCs/>
+          <w:sz w:val="26"/>
+        </w:rPr>
+      </w:pPr>
+      <w:r>
+        <w:rPr>
+          <w:bCs/>
+          <w:sz w:val="26"/>
+        </w:rPr>
+        <w:t>- Separation of advisor bullets vs client prose.</w:t>
+      </w:r>
+    </w:p>
+    <w:p>
+      <w:pPr>
+        <w:spacing w:after="0"/>
+        <w:rPr>
+          <w:bCs/>
+          <w:sz w:val="26"/>
+        </w:rPr>
+      </w:pPr>
+      <w:r>
+        <w:rPr>
+          <w:bCs/>
+          <w:sz w:val="26"/>
+        </w:rPr>
+        <w:t>- Explicit mention of allocation, timeline, upside, downside.</w:t>
+      </w:r>
+    </w:p>
+    <w:p>
+      <w:pPr>
+        <w:spacing w:after="0"/>
+        <w:rPr>
+          <w:bCs/>
+          <w:sz w:val="26"/>
+        </w:rPr>
+      </w:pPr>
+      <w:r>
+        <w:rPr>
+          <w:bCs/>
+          <w:sz w:val="26"/>
+        </w:rPr>
+        <w:lastRenderedPageBreak/>
+        <w:t>- No invented product types.</w:t>
+      </w:r>
+    </w:p>
+    <w:p>
+      <w:pPr>
+        <w:spacing w:after="0"/>
+        <w:rPr>
+          <w:bCs/>
+          <w:sz w:val="26"/>
+        </w:rPr>
+      </w:pPr>
+      <w:r>
+        <w:rPr>
+          <w:bCs/>
+          <w:sz w:val="26"/>
+        </w:rPr>
+        <w:t>- No performance guarantees.</w:t>
+      </w:r>
+    </w:p>
+    <w:p>
+      <w:pPr>
+        <w:spacing w:after="0"/>
+        <w:rPr>
+          <w:bCs/>
+          <w:sz w:val="26"/>
+        </w:rPr>
+      </w:pPr>
+    </w:p>
+    <w:p>
+      <w:pPr>
+        <w:spacing w:after="0"/>
+        <w:rPr>
+          <w:bCs/>
+          <w:sz w:val="26"/>
+        </w:rPr>
+      </w:pPr>
+      <w:r>
+        <w:rPr>
+          <w:bCs/>
+          <w:sz w:val="26"/>
+        </w:rPr>
+        <w:t>The app caches generated plans per client (`</w:t>
+      </w:r>
+      <w:proofErr w:type="spellStart"/>
+      <w:proofErr w:type="gramStart"/>
+      <w:r>
+        <w:rPr>
+          <w:bCs/>
+          <w:sz w:val="26"/>
+        </w:rPr>
+        <w:t>st.session</w:t>
+      </w:r>
+      <w:proofErr w:type="gramEnd"/>
+      <w:r>
+        <w:rPr>
+          <w:bCs/>
+          <w:sz w:val="26"/>
+        </w:rPr>
+        <w:t>_state</w:t>
+      </w:r>
+      <w:proofErr w:type="spellEnd"/>
+      <w:r>
+        <w:rPr>
+          <w:bCs/>
+          <w:sz w:val="26"/>
+        </w:rPr>
+        <w:t>["</w:t>
+      </w:r>
+      <w:proofErr w:type="spellStart"/>
+      <w:r>
+        <w:rPr>
+          <w:bCs/>
+          <w:sz w:val="26"/>
+        </w:rPr>
+        <w:t>client_plan_cache</w:t>
+      </w:r>
+      <w:proofErr w:type="spellEnd"/>
+      <w:r>
+        <w:rPr>
+          <w:bCs/>
+          <w:sz w:val="26"/>
+        </w:rPr>
+        <w:t>"]`) to avoid repeated calls.</w:t>
+      </w:r>
+    </w:p>
+    <w:p>
+      <w:pPr>
+        <w:spacing w:after="0"/>
+        <w:rPr>
+          <w:bCs/>
+          <w:sz w:val="26"/>
+        </w:rPr>
+      </w:pPr>
+    </w:p>
+    <w:p>
+      <w:pPr>
+        <w:spacing w:after="0"/>
+        <w:rPr>
+          <w:bCs/>
+          <w:sz w:val="26"/>
+        </w:rPr>
+      </w:pPr>
+      <w:r>
+        <w:rPr>
+          <w:bCs/>
+          <w:sz w:val="26"/>
+        </w:rPr>
+        <w:t>Market Outlook Rewriting</w:t>
+      </w:r>
+    </w:p>
+    <w:p>
+      <w:pPr>
+        <w:pStyle w:val="Heading2"/>
+        <w:rPr>
+          <w:b w:val="0"/>
+        </w:rPr>
+      </w:pPr>
+      <w:r>
+        <w:rPr>
+          <w:b w:val="0"/>
+        </w:rPr>
+        <w:t>Given:</w:t>
+      </w:r>
+    </w:p>
+    <w:p>
+      <w:pPr>
+        <w:spacing w:after="0"/>
+        <w:rPr>
+          <w:bCs/>
+          <w:sz w:val="26"/>
+        </w:rPr>
+      </w:pPr>
+      <w:r>
+        <w:rPr>
+          <w:bCs/>
+          <w:sz w:val="26"/>
+        </w:rPr>
+        <w:t>- A writing profile describing tone and style.</w:t>
+      </w:r>
+    </w:p>
+    <w:p>
+      <w:pPr>
+        <w:spacing w:after="0"/>
+        <w:rPr>
+          <w:bCs/>
+          <w:sz w:val="26"/>
+        </w:rPr>
+      </w:pPr>
+      <w:r>
+        <w:rPr>
+          <w:bCs/>
+          <w:sz w:val="26"/>
+        </w:rPr>
+        <w:t>- A raw market outlook draft</w:t>
+      </w:r>
+    </w:p>
+    <w:p>
+      <w:pPr>
+        <w:spacing w:after="0"/>
+        <w:rPr>
+          <w:bCs/>
+          <w:sz w:val="26"/>
+        </w:rPr>
+      </w:pPr>
+    </w:p>
+    <w:p>
+      <w:pPr>
+        <w:spacing w:after="0"/>
+        <w:rPr>
+          <w:bCs/>
+          <w:sz w:val="26"/>
+        </w:rPr>
+      </w:pPr>
+      <w:r>
+        <w:rPr>
+          <w:bCs/>
+          <w:sz w:val="26"/>
+        </w:rPr>
+        <w:t>1. Builds a prompt instructing the LLM to rewrite the outlook to follow the profile while preserving investment views and risk language.</w:t>
+      </w:r>
+    </w:p>
+    <w:p>
+      <w:pPr>
+        <w:spacing w:after="0"/>
+        <w:rPr>
+          <w:bCs/>
+          <w:sz w:val="26"/>
+        </w:rPr>
+      </w:pPr>
+      <w:r>
+        <w:rPr>
+          <w:bCs/>
+          <w:sz w:val="26"/>
+        </w:rPr>
+        <w:t xml:space="preserve">2. Uses Gemini first, then </w:t>
+      </w:r>
+      <w:proofErr w:type="spellStart"/>
+      <w:r>
+        <w:rPr>
+          <w:bCs/>
+          <w:sz w:val="26"/>
+        </w:rPr>
+        <w:t>Ollama</w:t>
+      </w:r>
+      <w:proofErr w:type="spellEnd"/>
+      <w:r>
+        <w:rPr>
+          <w:bCs/>
+          <w:sz w:val="26"/>
+        </w:rPr>
+        <w:t xml:space="preserve"> fallback.</w:t>
+      </w:r>
+    </w:p>
+    <w:p>
+      <w:pPr>
+        <w:spacing w:after="0"/>
+        <w:rPr>
+          <w:bCs/>
+          <w:sz w:val="26"/>
+        </w:rPr>
+      </w:pPr>
+      <w:r>
+        <w:rPr>
+          <w:bCs/>
+          <w:sz w:val="26"/>
+        </w:rPr>
+        <w:t>3. Returns stylistically adjusted text with no meta commentary.</w:t>
+      </w:r>
+    </w:p>
+    <w:p>
+      <w:pPr>
+        <w:spacing w:after="0"/>
+        <w:rPr>
+          <w:bCs/>
+          <w:sz w:val="26"/>
+        </w:rPr>
+      </w:pPr>
+    </w:p>
+    <w:p>
+      <w:pPr>
+        <w:spacing w:after="0"/>
+        <w:rPr>
+          <w:b/>
+          <w:sz w:val="32"/>
+          <w:szCs w:val="28"/>
+        </w:rPr>
+      </w:pPr>
+      <w:r>
+        <w:rPr>
+          <w:b/>
+          <w:sz w:val="32"/>
+          <w:szCs w:val="28"/>
+        </w:rPr>
+        <w:t>11</w:t>
+      </w:r>
+      <w:r>
+        <w:rPr>
+          <w:b/>
+          <w:sz w:val="32"/>
+          <w:szCs w:val="28"/>
+        </w:rPr>
+        <w:t>. Conclusion</w:t>
+      </w:r>
+    </w:p>
+    <w:p>
+      <w:pPr>
+        <w:pStyle w:val="Heading2"/>
+        <w:rPr>
+          <w:b w:val="0"/>
+        </w:rPr>
+      </w:pPr>
+      <w:r>
+        <w:rPr>
+          <w:b w:val="0"/>
+        </w:rPr>
+        <w:t>T</w:t>
+      </w:r>
+      <w:r>
+        <w:rPr>
+          <w:b w:val="0"/>
+        </w:rPr>
+        <w:t>his project demonstrates a hybrid architecture that combines:</w:t>
+      </w:r>
+    </w:p>
+    <w:p>
+      <w:pPr>
+        <w:spacing w:after="0"/>
+        <w:rPr>
+          <w:bCs/>
+          <w:sz w:val="26"/>
+        </w:rPr>
+      </w:pPr>
+      <w:r>
+        <w:rPr>
+          <w:bCs/>
+          <w:sz w:val="26"/>
+        </w:rPr>
+        <w:t>- Classical data cleaning and EDA,</w:t>
+      </w:r>
+    </w:p>
+    <w:p>
+      <w:pPr>
+        <w:spacing w:after="0"/>
+        <w:rPr>
+          <w:bCs/>
+          <w:sz w:val="26"/>
+        </w:rPr>
+      </w:pPr>
+      <w:r>
+        <w:rPr>
+          <w:bCs/>
+          <w:sz w:val="26"/>
+        </w:rPr>
+        <w:t>- Client segmentation via clustering,</w:t>
+      </w:r>
+    </w:p>
+    <w:p>
+      <w:pPr>
+        <w:spacing w:after="0"/>
+        <w:rPr>
+          <w:bCs/>
+          <w:sz w:val="26"/>
+        </w:rPr>
+      </w:pPr>
+      <w:r>
+        <w:rPr>
+          <w:bCs/>
+          <w:sz w:val="26"/>
+        </w:rPr>
+        <w:t>- Association rule mining for cross‑sell ideas,</w:t>
+      </w:r>
+    </w:p>
+    <w:p>
+      <w:pPr>
+        <w:spacing w:after="0"/>
+        <w:rPr>
+          <w:bCs/>
+          <w:sz w:val="26"/>
+        </w:rPr>
+      </w:pPr>
+      <w:r>
+        <w:rPr>
+          <w:bCs/>
+          <w:sz w:val="26"/>
+        </w:rPr>
+        <w:t>- Quantile regression for ticket‑size recommendations,</w:t>
+      </w:r>
+    </w:p>
+    <w:p>
+      <w:pPr>
+        <w:spacing w:after="0"/>
+        <w:rPr>
+          <w:bCs/>
+          <w:sz w:val="26"/>
+        </w:rPr>
+      </w:pPr>
+      <w:r>
+        <w:rPr>
+          <w:bCs/>
+          <w:sz w:val="26"/>
+        </w:rPr>
+        <w:t>- Heuristic timing prediction,</w:t>
+      </w:r>
+    </w:p>
+    <w:p>
+      <w:pPr>
+        <w:spacing w:after="0"/>
+        <w:rPr>
+          <w:bCs/>
+          <w:sz w:val="26"/>
+        </w:rPr>
+      </w:pPr>
+      <w:r>
+        <w:rPr>
+          <w:bCs/>
+          <w:sz w:val="26"/>
+        </w:rPr>
+        <w:t>- A rule engine controllable via LLM‑generated JSON, and</w:t>
+      </w:r>
+    </w:p>
+    <w:p>
+      <w:pPr>
+        <w:spacing w:after="0"/>
+        <w:rPr>
+          <w:bCs/>
+          <w:sz w:val="26"/>
+        </w:rPr>
+      </w:pPr>
+      <w:r>
+        <w:rPr>
+          <w:bCs/>
+          <w:sz w:val="26"/>
+        </w:rPr>
+        <w:t>- LLM‑generated narratives for both macro market outlooks and micro client plans.</w:t>
+      </w:r>
+    </w:p>
+    <w:p>
+      <w:pPr>
+        <w:spacing w:after="0"/>
+        <w:rPr>
+          <w:bCs/>
+        </w:rPr>
+      </w:pPr>
     </w:p>
     <w:sectPr>
       <w:pgSz w:w="12240" w:h="15840"/>
@@ -818,6 +6593,10 @@
     <w:name w:val="Normal"/>
     <w:qFormat/>
     <w:rsid w:val="00FC693F"/>
+    <w:rPr>
+      <w:rFonts w:ascii="Times New Roman" w:hAnsi="Times New Roman"/>
+      <w:sz w:val="24"/>
+    </w:rPr>
   </w:style>
   <w:style w:type="paragraph" w:styleId="Heading1">
     <w:name w:val="heading 1"/>
@@ -1031,7 +6810,6 @@
   <w:style w:type="character" w:default="1" w:styleId="DefaultParagraphFont">
     <w:name w:val="Default Paragraph Font"/>
     <w:uiPriority w:val="1"/>
-    <w:semiHidden/>
     <w:unhideWhenUsed/>
   </w:style>
   <w:style w:type="table" w:default="1" w:styleId="TableNormal">
@@ -1209,7 +6987,6 @@
       <w:iCs/>
       <w:color w:val="4F81BD" w:themeColor="accent1"/>
       <w:spacing w:val="15"/>
-      <w:sz w:val="24"/>
       <w:szCs w:val="24"/>
     </w:rPr>
   </w:style>
